--- a/svoyo-delo/대본/1부/13화_Tamozhnya.docx
+++ b/svoyo-delo/대본/1부/13화_Tamozhnya.docx
@@ -95,7 +95,7 @@
         <w:t xml:space="preserve"> </w:t>
       </w:r>
       <w:r>
-        <w:t xml:space="preserve">- 규칙: 지문 없음. 전 화 100% 「화자명: 대사」. 1턴 15단어 이내 + 긴 턴 10~15회(25~35단어). 문법 초점: 가정법(Если бы вы их не показали… было бы), 수사 격 지배(двадцать четыре шприца, тридцать шприцев), 명령형(Остановитесь. Договаривайте.).</w:t>
+        <w:t xml:space="preserve">- 규칙: 지문 없음. 전 화 100% 「화자명: 대사」. 1턴 20단어 이내 + 긴 턴 10~15회(30~50단어). 문법 초점: 가정법(Если бы вы их не показали… было бы), 수사 격 지배(двадцать четыре шприца, тридцать шприцев), 명령형(Остановитесь. Договаривайте.).</w:t>
       </w:r>
       <w:r>
         <w:t xml:space="preserve"> </w:t>
@@ -467,119 +467,119 @@
         <w:pStyle w:val="FirstParagraph"/>
       </w:pPr>
       <w:r>
-        <w:t xml:space="preserve">KUZNETSOV: Виктор Кузнецов, таможенный представитель. Двадцать два года на этом терминале. Вы Белова?</w:t>
-      </w:r>
-    </w:p>
-    <w:p>
-      <w:pPr>
-        <w:pStyle w:val="BodyText"/>
-      </w:pPr>
-      <w:r>
-        <w:t xml:space="preserve">IRINA: Белова. Ирина. Вот папка. Двенадцать документов и копии.</w:t>
-      </w:r>
-    </w:p>
-    <w:p>
-      <w:pPr>
-        <w:pStyle w:val="BodyText"/>
-      </w:pPr>
-      <w:r>
-        <w:t xml:space="preserve">KUZNETSOV: Двенадцать. Обычно клиенты приносят три и обещают остальное «завтра».</w:t>
-      </w:r>
-    </w:p>
-    <w:p>
-      <w:pPr>
-        <w:pStyle w:val="BodyText"/>
-      </w:pPr>
-      <w:r>
-        <w:t xml:space="preserve">IRINA: Я не люблю «завтра». Что у нас первым?</w:t>
-      </w:r>
-    </w:p>
-    <w:p>
-      <w:pPr>
-        <w:pStyle w:val="BodyText"/>
-      </w:pPr>
-      <w:r>
-        <w:t xml:space="preserve">KUZNETSOV: Первым — разрешение Росздравнадзора на ввоз. Без него медицинские образцы не выпустят.</w:t>
-      </w:r>
-    </w:p>
-    <w:p>
-      <w:pPr>
-        <w:pStyle w:val="BodyText"/>
-      </w:pPr>
-      <w:r>
-        <w:t xml:space="preserve">IRINA: Есть. Ольга Петровна получила его в понедельник. Вот. Двадцать четыре шприца для испытаний.</w:t>
-      </w:r>
-    </w:p>
-    <w:p>
-      <w:pPr>
-        <w:pStyle w:val="BodyText"/>
-      </w:pPr>
-      <w:r>
-        <w:t xml:space="preserve">KUZNETSOV: Хорошо. Вторым — инвойс. Количество, стоимость, страна происхождения.</w:t>
-      </w:r>
-    </w:p>
-    <w:p>
-      <w:pPr>
-        <w:pStyle w:val="BodyText"/>
-      </w:pPr>
-      <w:r>
-        <w:t xml:space="preserve">IRINA: Вот. Тридцать шприцев. Стоимость ноль. Образцы бесплатные.</w:t>
-      </w:r>
-    </w:p>
-    <w:p>
-      <w:pPr>
-        <w:pStyle w:val="BodyText"/>
-      </w:pPr>
-      <w:r>
-        <w:t xml:space="preserve">KUZNETSOV: Подождите. Тридцать?</w:t>
-      </w:r>
-    </w:p>
-    <w:p>
-      <w:pPr>
-        <w:pStyle w:val="BodyText"/>
-      </w:pPr>
-      <w:r>
-        <w:t xml:space="preserve">IRINA: Тридцать. А что?</w:t>
-      </w:r>
-    </w:p>
-    <w:p>
-      <w:pPr>
-        <w:pStyle w:val="BodyText"/>
-      </w:pPr>
-      <w:r>
-        <w:t xml:space="preserve">KUZNETSOV: В разрешении — двадцать четыре. В инвойсе — тридцать. Это уже вопрос.</w:t>
-      </w:r>
-    </w:p>
-    <w:p>
-      <w:pPr>
-        <w:pStyle w:val="BodyText"/>
-      </w:pPr>
-      <w:r>
-        <w:t xml:space="preserve">IRINA: Не может быть. Я сверяла всё.</w:t>
-      </w:r>
-    </w:p>
-    <w:p>
-      <w:pPr>
-        <w:pStyle w:val="BodyText"/>
-      </w:pPr>
-      <w:r>
-        <w:t xml:space="preserve">KUZNETSOV: Вы сверяли документы между собой. А корейцы отправили не то, что в разрешении.</w:t>
-      </w:r>
-    </w:p>
-    <w:p>
-      <w:pPr>
-        <w:pStyle w:val="BodyText"/>
-      </w:pPr>
-      <w:r>
-        <w:t xml:space="preserve">IRINA: И стоимость ноль — тоже проблема?</w:t>
-      </w:r>
-    </w:p>
-    <w:p>
-      <w:pPr>
-        <w:pStyle w:val="BodyText"/>
-      </w:pPr>
-      <w:r>
-        <w:t xml:space="preserve">KUZNETSOV: Тоже. Для таможни бесплатного не бывает. Бывает «без оплаты», но со стоимостью. Пойдёмте к инспектору.</w:t>
+        <w:t xml:space="preserve">KUZNETSOV: Виктор Кузнецов, таможенный представитель. Я двадцать два года работаю на этом терминале. Вы Белова?</w:t>
+      </w:r>
+    </w:p>
+    <w:p>
+      <w:pPr>
+        <w:pStyle w:val="BodyText"/>
+      </w:pPr>
+      <w:r>
+        <w:t xml:space="preserve">IRINA: Да, я Ирина Белова. Вот папка: двенадцать документов и копии всех.</w:t>
+      </w:r>
+    </w:p>
+    <w:p>
+      <w:pPr>
+        <w:pStyle w:val="BodyText"/>
+      </w:pPr>
+      <w:r>
+        <w:t xml:space="preserve">KUZNETSOV: Двенадцать? Обычно клиенты приносят три и обещают остальное «завтра».</w:t>
+      </w:r>
+    </w:p>
+    <w:p>
+      <w:pPr>
+        <w:pStyle w:val="BodyText"/>
+      </w:pPr>
+      <w:r>
+        <w:t xml:space="preserve">IRINA: Я не люблю слово «завтра». С чего мы начнём?</w:t>
+      </w:r>
+    </w:p>
+    <w:p>
+      <w:pPr>
+        <w:pStyle w:val="BodyText"/>
+      </w:pPr>
+      <w:r>
+        <w:t xml:space="preserve">KUZNETSOV: Первым идёт разрешение Росздравнадзора на ввоз. Без него медицинские образцы не выпустят.</w:t>
+      </w:r>
+    </w:p>
+    <w:p>
+      <w:pPr>
+        <w:pStyle w:val="BodyText"/>
+      </w:pPr>
+      <w:r>
+        <w:t xml:space="preserve">IRINA: Есть, Ольга Петровна получила его в понедельник. Вот, двадцать четыре шприца для испытаний.</w:t>
+      </w:r>
+    </w:p>
+    <w:p>
+      <w:pPr>
+        <w:pStyle w:val="BodyText"/>
+      </w:pPr>
+      <w:r>
+        <w:t xml:space="preserve">KUZNETSOV: Хорошо. Вторым идёт инвойс: количество, стоимость и страна происхождения.</w:t>
+      </w:r>
+    </w:p>
+    <w:p>
+      <w:pPr>
+        <w:pStyle w:val="BodyText"/>
+      </w:pPr>
+      <w:r>
+        <w:t xml:space="preserve">IRINA: Вот он: тридцать шприцев, стоимость ноль, потому что образцы бесплатные.</w:t>
+      </w:r>
+    </w:p>
+    <w:p>
+      <w:pPr>
+        <w:pStyle w:val="BodyText"/>
+      </w:pPr>
+      <w:r>
+        <w:t xml:space="preserve">KUZNETSOV: Подождите, вы сказали, что там тридцать шприцев?</w:t>
+      </w:r>
+    </w:p>
+    <w:p>
+      <w:pPr>
+        <w:pStyle w:val="BodyText"/>
+      </w:pPr>
+      <w:r>
+        <w:t xml:space="preserve">IRINA: Да, тридцать. А что в этом не так?</w:t>
+      </w:r>
+    </w:p>
+    <w:p>
+      <w:pPr>
+        <w:pStyle w:val="BodyText"/>
+      </w:pPr>
+      <w:r>
+        <w:t xml:space="preserve">KUZNETSOV: В разрешении двадцать четыре, а в инвойсе тридцать. Это уже серьёзный вопрос.</w:t>
+      </w:r>
+    </w:p>
+    <w:p>
+      <w:pPr>
+        <w:pStyle w:val="BodyText"/>
+      </w:pPr>
+      <w:r>
+        <w:t xml:space="preserve">IRINA: Не может быть, я всё сверяла несколько раз.</w:t>
+      </w:r>
+    </w:p>
+    <w:p>
+      <w:pPr>
+        <w:pStyle w:val="BodyText"/>
+      </w:pPr>
+      <w:r>
+        <w:t xml:space="preserve">KUZNETSOV: Вы сверяли документы между собой. А корейцы отправили не то, что написано в разрешении.</w:t>
+      </w:r>
+    </w:p>
+    <w:p>
+      <w:pPr>
+        <w:pStyle w:val="BodyText"/>
+      </w:pPr>
+      <w:r>
+        <w:t xml:space="preserve">IRINA: А стоимость ноль — это тоже проблема?</w:t>
+      </w:r>
+    </w:p>
+    <w:p>
+      <w:pPr>
+        <w:pStyle w:val="BodyText"/>
+      </w:pPr>
+      <w:r>
+        <w:t xml:space="preserve">KUZNETSOV: Тоже. Для таможни бесплатного не бывает: бывает «без оплаты», но со стоимостью. Пойдёмте к инспектору.</w:t>
       </w:r>
     </w:p>
     <w:bookmarkEnd w:id="21"/>
@@ -597,55 +597,55 @@
         <w:pStyle w:val="FirstParagraph"/>
       </w:pPr>
       <w:r>
-        <w:t xml:space="preserve">ZAKHAROVA: Инспектор Захарова. Кузнецов, доброе утро. Что у вас?</w:t>
-      </w:r>
-    </w:p>
-    <w:p>
-      <w:pPr>
-        <w:pStyle w:val="BodyText"/>
-      </w:pPr>
-      <w:r>
-        <w:t xml:space="preserve">KUZNETSOV: Образцы медицинских изделий. Для регистрации. Корея. Разрешение есть.</w:t>
-      </w:r>
-    </w:p>
-    <w:p>
-      <w:pPr>
-        <w:pStyle w:val="BodyText"/>
-      </w:pPr>
-      <w:r>
-        <w:t xml:space="preserve">ZAKHAROVA: Покажите разрешение. И откройте коробку. При мне.</w:t>
-      </w:r>
-    </w:p>
-    <w:p>
-      <w:pPr>
-        <w:pStyle w:val="BodyText"/>
-      </w:pPr>
-      <w:r>
-        <w:t xml:space="preserve">IRINA: Открываю. Вот. Шприцы в индивидуальной упаковке. С серийными номерами.</w:t>
-      </w:r>
-    </w:p>
-    <w:p>
-      <w:pPr>
-        <w:pStyle w:val="BodyText"/>
-      </w:pPr>
-      <w:r>
-        <w:t xml:space="preserve">ZAKHAROVA: Считаем вместе. Вслух.</w:t>
-      </w:r>
-    </w:p>
-    <w:p>
-      <w:pPr>
-        <w:pStyle w:val="BodyText"/>
-      </w:pPr>
-      <w:r>
-        <w:t xml:space="preserve">IRINA: Один, два, три… двадцать четыре… тридцать. Тридцать шприцев.</w:t>
-      </w:r>
-    </w:p>
-    <w:p>
-      <w:pPr>
-        <w:pStyle w:val="BodyText"/>
-      </w:pPr>
-      <w:r>
-        <w:t xml:space="preserve">ZAKHAROVA: А в разрешении двадцать четыре. Шесть лишних. Откуда?</w:t>
+        <w:t xml:space="preserve">ZAKHAROVA: Инспектор Захарова. Кузнецов, доброе утро, что у вас сегодня?</w:t>
+      </w:r>
+    </w:p>
+    <w:p>
+      <w:pPr>
+        <w:pStyle w:val="BodyText"/>
+      </w:pPr>
+      <w:r>
+        <w:t xml:space="preserve">KUZNETSOV: Образцы медицинских изделий для регистрации, из Кореи. Разрешение есть.</w:t>
+      </w:r>
+    </w:p>
+    <w:p>
+      <w:pPr>
+        <w:pStyle w:val="BodyText"/>
+      </w:pPr>
+      <w:r>
+        <w:t xml:space="preserve">ZAKHAROVA: Покажите разрешение и откройте коробку, только при мне.</w:t>
+      </w:r>
+    </w:p>
+    <w:p>
+      <w:pPr>
+        <w:pStyle w:val="BodyText"/>
+      </w:pPr>
+      <w:r>
+        <w:t xml:space="preserve">IRINA: Открываю, вот, смотрите: шприцы в индивидуальной упаковке, с серийными номерами.</w:t>
+      </w:r>
+    </w:p>
+    <w:p>
+      <w:pPr>
+        <w:pStyle w:val="BodyText"/>
+      </w:pPr>
+      <w:r>
+        <w:t xml:space="preserve">ZAKHAROVA: Считаем вместе, вслух, чтобы не было ошибок.</w:t>
+      </w:r>
+    </w:p>
+    <w:p>
+      <w:pPr>
+        <w:pStyle w:val="BodyText"/>
+      </w:pPr>
+      <w:r>
+        <w:t xml:space="preserve">IRINA: Один, два, три… двадцать четыре… тридцать. Здесь тридцать шприцев.</w:t>
+      </w:r>
+    </w:p>
+    <w:p>
+      <w:pPr>
+        <w:pStyle w:val="BodyText"/>
+      </w:pPr>
+      <w:r>
+        <w:t xml:space="preserve">ZAKHAROVA: А в разрешении двадцать четыре, значит, шесть лишних. Откуда они взялись?</w:t>
       </w:r>
     </w:p>
     <w:p>
@@ -661,215 +661,215 @@
         <w:pStyle w:val="BodyText"/>
       </w:pPr>
       <w:r>
-        <w:t xml:space="preserve">ZAKHAROVA: «Должен был». На таможне это слово не работает. Работает то, что лежит в коробке.</w:t>
-      </w:r>
-    </w:p>
-    <w:p>
-      <w:pPr>
-        <w:pStyle w:val="BodyText"/>
-      </w:pPr>
-      <w:r>
-        <w:t xml:space="preserve">KUZNETSOV: Инспектор, клиент новый. Первая поставка. Ошибка производителя.</w:t>
-      </w:r>
-    </w:p>
-    <w:p>
-      <w:pPr>
-        <w:pStyle w:val="BodyText"/>
-      </w:pPr>
-      <w:r>
-        <w:t xml:space="preserve">ZAKHAROVA: Понимаю. Но разрешение — на двадцать четыре. Шесть шприцев без разрешения — это ввоз незарегистрированного медицинского изделия.</w:t>
-      </w:r>
-    </w:p>
-    <w:p>
-      <w:pPr>
-        <w:pStyle w:val="BodyText"/>
-      </w:pPr>
-      <w:r>
-        <w:t xml:space="preserve">IRINA: Это серьёзно?</w:t>
-      </w:r>
-    </w:p>
-    <w:p>
-      <w:pPr>
-        <w:pStyle w:val="BodyText"/>
-      </w:pPr>
-      <w:r>
-        <w:t xml:space="preserve">ZAKHAROVA: Очень. Если бы вы их не показали, а я нашла, это было бы административное дело. Минимум. А иногда и уголовное, если количество большое. Шесть — небольшое. Пока.</w:t>
-      </w:r>
-    </w:p>
-    <w:p>
-      <w:pPr>
-        <w:pStyle w:val="BodyText"/>
-      </w:pPr>
-      <w:r>
-        <w:t xml:space="preserve">IRINA: Мы их показали сами. Мы сами открыли коробку.</w:t>
-      </w:r>
-    </w:p>
-    <w:p>
-      <w:pPr>
-        <w:pStyle w:val="BodyText"/>
-      </w:pPr>
-      <w:r>
-        <w:t xml:space="preserve">ZAKHAROVA: Да. Это я запишу. Это важно. Теперь второй вопрос. Стоимость ноль.</w:t>
-      </w:r>
-    </w:p>
-    <w:p>
-      <w:pPr>
-        <w:pStyle w:val="BodyText"/>
-      </w:pPr>
-      <w:r>
-        <w:t xml:space="preserve">IRINA: Образцы бесплатные. Производитель так написал. Вот письмо о некоммерческой цели.</w:t>
-      </w:r>
-    </w:p>
-    <w:p>
-      <w:pPr>
-        <w:pStyle w:val="BodyText"/>
-      </w:pPr>
-      <w:r>
-        <w:t xml:space="preserve">ZAKHAROVA: Письмо хорошее. Но таможенная стоимость не может быть нулевой. Нужна оценка. Сколько стоит шприц?</w:t>
-      </w:r>
-    </w:p>
-    <w:p>
-      <w:pPr>
-        <w:pStyle w:val="BodyText"/>
-      </w:pPr>
-      <w:r>
-        <w:t xml:space="preserve">IRINA: По договору — двадцать восемь долларов.</w:t>
-      </w:r>
-    </w:p>
-    <w:p>
-      <w:pPr>
-        <w:pStyle w:val="BodyText"/>
-      </w:pPr>
-      <w:r>
-        <w:t xml:space="preserve">ZAKHAROVA: Значит, нужен инвойс с этой ценой и пометкой «без оплаты». Тогда считаем пошлину и НДС от стоимости. Бесплатно для вас, но не для бюджета. Так написано в кодексе.</w:t>
-      </w:r>
-    </w:p>
-    <w:p>
-      <w:pPr>
-        <w:pStyle w:val="BodyText"/>
-      </w:pPr>
-      <w:r>
-        <w:t xml:space="preserve">IRINA: Значит, нам нужен новый инвойс.</w:t>
-      </w:r>
-    </w:p>
-    <w:p>
-      <w:pPr>
-        <w:pStyle w:val="BodyText"/>
-      </w:pPr>
-      <w:r>
-        <w:t xml:space="preserve">KUZNETSOV: Тринадцатый документ.</w:t>
-      </w:r>
-    </w:p>
-    <w:p>
-      <w:pPr>
-        <w:pStyle w:val="BodyText"/>
-      </w:pPr>
-      <w:r>
-        <w:t xml:space="preserve">IRINA: Ольга Петровна сказала, что будет тринадцатый. Я не поверила.</w:t>
-      </w:r>
-    </w:p>
-    <w:p>
-      <w:pPr>
-        <w:pStyle w:val="BodyText"/>
-      </w:pPr>
-      <w:r>
-        <w:t xml:space="preserve">KUZNETSOV: Ваша Ольга Петровна работала с таможней?</w:t>
-      </w:r>
-    </w:p>
-    <w:p>
-      <w:pPr>
-        <w:pStyle w:val="BodyText"/>
-      </w:pPr>
-      <w:r>
-        <w:t xml:space="preserve">IRINA: Двадцать лет с лекарствами.</w:t>
-      </w:r>
-    </w:p>
-    <w:p>
-      <w:pPr>
-        <w:pStyle w:val="BodyText"/>
-      </w:pPr>
-      <w:r>
-        <w:t xml:space="preserve">KUZNETSOV: Тогда она знает. Тринадцатый всегда есть. Иногда четырнадцатый.</w:t>
-      </w:r>
-    </w:p>
-    <w:p>
-      <w:pPr>
-        <w:pStyle w:val="BodyText"/>
-      </w:pPr>
-      <w:r>
-        <w:t xml:space="preserve">ZAKHAROVA: Какие варианты, я вам скажу. Первый — выпускаем двадцать четыре, шесть возвращаем в Корею. Обратный экспорт.</w:t>
-      </w:r>
-    </w:p>
-    <w:p>
-      <w:pPr>
-        <w:pStyle w:val="BodyText"/>
-      </w:pPr>
-      <w:r>
-        <w:t xml:space="preserve">IRINA: Второй?</w:t>
-      </w:r>
-    </w:p>
-    <w:p>
-      <w:pPr>
-        <w:pStyle w:val="BodyText"/>
-      </w:pPr>
-      <w:r>
-        <w:t xml:space="preserve">ZAKHAROVA: Второй — получаете новое разрешение на тридцать. Росздравнадзор, около десяти рабочих дней. Всё это время коробка на складе. Хранение платное. И каждый день — деньги, а не только время.</w:t>
-      </w:r>
-    </w:p>
-    <w:p>
-      <w:pPr>
-        <w:pStyle w:val="BodyText"/>
-      </w:pPr>
-      <w:r>
-        <w:t xml:space="preserve">IRINA: Третий?</w:t>
-      </w:r>
-    </w:p>
-    <w:p>
-      <w:pPr>
-        <w:pStyle w:val="BodyText"/>
-      </w:pPr>
-      <w:r>
-        <w:t xml:space="preserve">ZAKHAROVA: Третий — уничтожение шести шприцев под контролем таможни. Акт, свидетели, тоже платно.</w:t>
-      </w:r>
-    </w:p>
-    <w:p>
-      <w:pPr>
-        <w:pStyle w:val="BodyText"/>
-      </w:pPr>
-      <w:r>
-        <w:t xml:space="preserve">IRINA: Мне нужно позвонить регистратору. Это её решение.</w:t>
-      </w:r>
-    </w:p>
-    <w:p>
-      <w:pPr>
-        <w:pStyle w:val="BodyText"/>
-      </w:pPr>
-      <w:r>
-        <w:t xml:space="preserve">ZAKHAROVA: Звоните. Склад открыт до восьми вечера. Коробка никуда не уйдёт.</w:t>
-      </w:r>
-    </w:p>
-    <w:p>
-      <w:pPr>
-        <w:pStyle w:val="BodyText"/>
-      </w:pPr>
-      <w:r>
-        <w:t xml:space="preserve">IRINA: А температура на складе? Шприцы хранятся от двух до двадцати пяти.</w:t>
-      </w:r>
-    </w:p>
-    <w:p>
-      <w:pPr>
-        <w:pStyle w:val="BodyText"/>
-      </w:pPr>
-      <w:r>
-        <w:t xml:space="preserve">ZAKHAROVA: Вы первая, кто спросил про температуру. Склад двадцать градусов. Журнал есть. Хотите посмотреть?</w:t>
-      </w:r>
-    </w:p>
-    <w:p>
-      <w:pPr>
-        <w:pStyle w:val="BodyText"/>
-      </w:pPr>
-      <w:r>
-        <w:t xml:space="preserve">IRINA: Хочу. Если можно.</w:t>
+        <w:t xml:space="preserve">ZAKHAROVA: «Должен был» — на таможне это слово не работает. Работает только то, что лежит в коробке.</w:t>
+      </w:r>
+    </w:p>
+    <w:p>
+      <w:pPr>
+        <w:pStyle w:val="BodyText"/>
+      </w:pPr>
+      <w:r>
+        <w:t xml:space="preserve">KUZNETSOV: Инспектор, клиент новый, и это первая поставка. Это ошибка производителя.</w:t>
+      </w:r>
+    </w:p>
+    <w:p>
+      <w:pPr>
+        <w:pStyle w:val="BodyText"/>
+      </w:pPr>
+      <w:r>
+        <w:t xml:space="preserve">ZAKHAROVA: Я понимаю, но разрешение — на двадцать четыре. Шесть шприцев без разрешения — это ввоз незарегистрированного медицинского изделия.</w:t>
+      </w:r>
+    </w:p>
+    <w:p>
+      <w:pPr>
+        <w:pStyle w:val="BodyText"/>
+      </w:pPr>
+      <w:r>
+        <w:t xml:space="preserve">IRINA: Это действительно настолько серьёзно, как вы говорите?</w:t>
+      </w:r>
+    </w:p>
+    <w:p>
+      <w:pPr>
+        <w:pStyle w:val="BodyText"/>
+      </w:pPr>
+      <w:r>
+        <w:t xml:space="preserve">ZAKHAROVA: Очень. Если бы вы их не показали, а я нашла, это было бы административное дело. Минимум. А иногда и уголовное, если количество большое. Шесть — небольшое. Пока. Поэтому я и прошу вас считать вслух, при мне и при свидетеле.</w:t>
+      </w:r>
+    </w:p>
+    <w:p>
+      <w:pPr>
+        <w:pStyle w:val="BodyText"/>
+      </w:pPr>
+      <w:r>
+        <w:t xml:space="preserve">IRINA: Но мы их показали сами и сами открыли коробку.</w:t>
+      </w:r>
+    </w:p>
+    <w:p>
+      <w:pPr>
+        <w:pStyle w:val="BodyText"/>
+      </w:pPr>
+      <w:r>
+        <w:t xml:space="preserve">ZAKHAROVA: Да, и это я обязательно запишу, потому что это важно. Теперь второй вопрос: стоимость ноль.</w:t>
+      </w:r>
+    </w:p>
+    <w:p>
+      <w:pPr>
+        <w:pStyle w:val="BodyText"/>
+      </w:pPr>
+      <w:r>
+        <w:t xml:space="preserve">IRINA: Образцы бесплатные, производитель так и написал. Вот письмо о некоммерческой цели.</w:t>
+      </w:r>
+    </w:p>
+    <w:p>
+      <w:pPr>
+        <w:pStyle w:val="BodyText"/>
+      </w:pPr>
+      <w:r>
+        <w:t xml:space="preserve">ZAKHAROVA: Письмо хорошее. Но таможенная стоимость не может быть нулевой, нужна оценка. Сколько стоит один шприц?</w:t>
+      </w:r>
+    </w:p>
+    <w:p>
+      <w:pPr>
+        <w:pStyle w:val="BodyText"/>
+      </w:pPr>
+      <w:r>
+        <w:t xml:space="preserve">IRINA: По договору двадцать восемь долларов.</w:t>
+      </w:r>
+    </w:p>
+    <w:p>
+      <w:pPr>
+        <w:pStyle w:val="BodyText"/>
+      </w:pPr>
+      <w:r>
+        <w:t xml:space="preserve">ZAKHAROVA: Значит, нужен инвойс с этой ценой и пометкой «без оплаты». Тогда считаем пошлину и НДС от стоимости. Бесплатно для вас, но не для бюджета. Так написано в кодексе, и спорить тут бесполезно.</w:t>
+      </w:r>
+    </w:p>
+    <w:p>
+      <w:pPr>
+        <w:pStyle w:val="BodyText"/>
+      </w:pPr>
+      <w:r>
+        <w:t xml:space="preserve">IRINA: Значит, нам нужен новый инвойс, и как можно скорее.</w:t>
+      </w:r>
+    </w:p>
+    <w:p>
+      <w:pPr>
+        <w:pStyle w:val="BodyText"/>
+      </w:pPr>
+      <w:r>
+        <w:t xml:space="preserve">KUZNETSOV: Вот и тринадцатый документ.</w:t>
+      </w:r>
+    </w:p>
+    <w:p>
+      <w:pPr>
+        <w:pStyle w:val="BodyText"/>
+      </w:pPr>
+      <w:r>
+        <w:t xml:space="preserve">IRINA: Ольга Петровна говорила, что будет тринадцатый, а я ей не поверила.</w:t>
+      </w:r>
+    </w:p>
+    <w:p>
+      <w:pPr>
+        <w:pStyle w:val="BodyText"/>
+      </w:pPr>
+      <w:r>
+        <w:t xml:space="preserve">KUZNETSOV: А ваша Ольга Петровна работала с таможней?</w:t>
+      </w:r>
+    </w:p>
+    <w:p>
+      <w:pPr>
+        <w:pStyle w:val="BodyText"/>
+      </w:pPr>
+      <w:r>
+        <w:t xml:space="preserve">IRINA: Двадцать лет, правда, не с изделиями, а с лекарствами.</w:t>
+      </w:r>
+    </w:p>
+    <w:p>
+      <w:pPr>
+        <w:pStyle w:val="BodyText"/>
+      </w:pPr>
+      <w:r>
+        <w:t xml:space="preserve">KUZNETSOV: Тогда она знает: тринадцатый всегда есть, а иногда и четырнадцатый.</w:t>
+      </w:r>
+    </w:p>
+    <w:p>
+      <w:pPr>
+        <w:pStyle w:val="BodyText"/>
+      </w:pPr>
+      <w:r>
+        <w:t xml:space="preserve">ZAKHAROVA: Я скажу вам, какие есть варианты. Первый: выпускаем двадцать четыре, а шесть возвращаем в Корею, то есть обратный экспорт.</w:t>
+      </w:r>
+    </w:p>
+    <w:p>
+      <w:pPr>
+        <w:pStyle w:val="BodyText"/>
+      </w:pPr>
+      <w:r>
+        <w:t xml:space="preserve">IRINA: А какой у нас второй вариант?</w:t>
+      </w:r>
+    </w:p>
+    <w:p>
+      <w:pPr>
+        <w:pStyle w:val="BodyText"/>
+      </w:pPr>
+      <w:r>
+        <w:t xml:space="preserve">ZAKHAROVA: Второй — вы получаете новое разрешение на тридцать в Росздравнадзоре, а это около десяти рабочих дней. Всё это время коробка лежит на складе, и хранение платное. И каждый день — деньги, а не только время.</w:t>
+      </w:r>
+    </w:p>
+    <w:p>
+      <w:pPr>
+        <w:pStyle w:val="BodyText"/>
+      </w:pPr>
+      <w:r>
+        <w:t xml:space="preserve">IRINA: А какой у нас третий вариант?</w:t>
+      </w:r>
+    </w:p>
+    <w:p>
+      <w:pPr>
+        <w:pStyle w:val="BodyText"/>
+      </w:pPr>
+      <w:r>
+        <w:t xml:space="preserve">ZAKHAROVA: Третий — уничтожение под контролем таможни шести шприцев. Нужны акт и свидетели, и это тоже платно.</w:t>
+      </w:r>
+    </w:p>
+    <w:p>
+      <w:pPr>
+        <w:pStyle w:val="BodyText"/>
+      </w:pPr>
+      <w:r>
+        <w:t xml:space="preserve">IRINA: Мне нужно позвонить регистратору, потому что это её решение.</w:t>
+      </w:r>
+    </w:p>
+    <w:p>
+      <w:pPr>
+        <w:pStyle w:val="BodyText"/>
+      </w:pPr>
+      <w:r>
+        <w:t xml:space="preserve">ZAKHAROVA: Звоните. Склад открыт до восьми вечера, и коробка никуда не уйдёт.</w:t>
+      </w:r>
+    </w:p>
+    <w:p>
+      <w:pPr>
+        <w:pStyle w:val="BodyText"/>
+      </w:pPr>
+      <w:r>
+        <w:t xml:space="preserve">IRINA: А какая температура на складе? Шприцы хранятся от двух до двадцати пяти градусов.</w:t>
+      </w:r>
+    </w:p>
+    <w:p>
+      <w:pPr>
+        <w:pStyle w:val="BodyText"/>
+      </w:pPr>
+      <w:r>
+        <w:t xml:space="preserve">ZAKHAROVA: Вы первая, кто спросил про температуру. На складе двадцать градусов, и журнал есть. Хотите посмотреть?</w:t>
+      </w:r>
+    </w:p>
+    <w:p>
+      <w:pPr>
+        <w:pStyle w:val="BodyText"/>
+      </w:pPr>
+      <w:r>
+        <w:t xml:space="preserve">IRINA: Хочу, если можно. Мне так будет спокойнее.</w:t>
       </w:r>
     </w:p>
     <w:bookmarkEnd w:id="22"/>
@@ -887,87 +887,87 @@
         <w:pStyle w:val="FirstParagraph"/>
       </w:pPr>
       <w:r>
-        <w:t xml:space="preserve">OLGA: Белова, я слышу по голосу. Сколько?</w:t>
-      </w:r>
-    </w:p>
-    <w:p>
-      <w:pPr>
-        <w:pStyle w:val="BodyText"/>
-      </w:pPr>
-      <w:r>
-        <w:t xml:space="preserve">IRINA: Тридцать вместо двадцати четырёх. И стоимость ноль. Инспектор дала три варианта.</w:t>
-      </w:r>
-    </w:p>
-    <w:p>
-      <w:pPr>
-        <w:pStyle w:val="BodyText"/>
-      </w:pPr>
-      <w:r>
-        <w:t xml:space="preserve">OLGA: Тридцать. Конечно. Корейцы положили запас. Из лучших побуждений.</w:t>
-      </w:r>
-    </w:p>
-    <w:p>
-      <w:pPr>
-        <w:pStyle w:val="BodyText"/>
-      </w:pPr>
-      <w:r>
-        <w:t xml:space="preserve">IRINA: Что выбираем? Возврат, новое разрешение или уничтожение?</w:t>
-      </w:r>
-    </w:p>
-    <w:p>
-      <w:pPr>
-        <w:pStyle w:val="BodyText"/>
-      </w:pPr>
-      <w:r>
-        <w:t xml:space="preserve">OLGA: Новое разрешение — десять дней и деньги за склад. Нет. Уничтожение — жалко и акты. Возврат шести в Корею. Двадцать четыре выпускаем сегодня. Решено, Белова, не спорьте.</w:t>
-      </w:r>
-    </w:p>
-    <w:p>
-      <w:pPr>
-        <w:pStyle w:val="BodyText"/>
-      </w:pPr>
-      <w:r>
-        <w:t xml:space="preserve">IRINA: А если для испытаний понадобится больше?</w:t>
-      </w:r>
-    </w:p>
-    <w:p>
-      <w:pPr>
-        <w:pStyle w:val="BodyText"/>
-      </w:pPr>
-      <w:r>
-        <w:t xml:space="preserve">OLGA: Не понадобится. Я считала с запасом. Мой запас — на бумаге, а не в коробке. Это разные вещи. Запас в бумаге проверяет эксперт, запас в коробке — таможня.</w:t>
-      </w:r>
-    </w:p>
-    <w:p>
-      <w:pPr>
-        <w:pStyle w:val="BodyText"/>
-      </w:pPr>
-      <w:r>
-        <w:t xml:space="preserve">IRINA: Вы уверены? Лаборатория не попросит ещё?</w:t>
-      </w:r>
-    </w:p>
-    <w:p>
-      <w:pPr>
-        <w:pStyle w:val="BodyText"/>
-      </w:pPr>
-      <w:r>
-        <w:t xml:space="preserve">OLGA: Уверена. Я звонила в лабораторию вчера. Двадцать четыре — их цифра.</w:t>
-      </w:r>
-    </w:p>
-    <w:p>
-      <w:pPr>
-        <w:pStyle w:val="BodyText"/>
-      </w:pPr>
-      <w:r>
-        <w:t xml:space="preserve">IRINA: Нужен новый инвойс. Со стоимостью двадцать восемь долларов и пометкой «без оплаты».</w:t>
-      </w:r>
-    </w:p>
-    <w:p>
-      <w:pPr>
-        <w:pStyle w:val="BodyText"/>
-      </w:pPr>
-      <w:r>
-        <w:t xml:space="preserve">OLGA: Звоните госпоже Чон. Сейчас у них четыре часа. Она успеет до конца дня.</w:t>
+        <w:t xml:space="preserve">OLGA: Белова, я по голосу слышу, что что-то не так. Сколько?</w:t>
+      </w:r>
+    </w:p>
+    <w:p>
+      <w:pPr>
+        <w:pStyle w:val="BodyText"/>
+      </w:pPr>
+      <w:r>
+        <w:t xml:space="preserve">IRINA: Тридцать вместо двадцати четырёх, и стоимость ноль. Инспектор дала нам три варианта.</w:t>
+      </w:r>
+    </w:p>
+    <w:p>
+      <w:pPr>
+        <w:pStyle w:val="BodyText"/>
+      </w:pPr>
+      <w:r>
+        <w:t xml:space="preserve">OLGA: Тридцать, ну конечно, корейцы положили запас из лучших побуждений.</w:t>
+      </w:r>
+    </w:p>
+    <w:p>
+      <w:pPr>
+        <w:pStyle w:val="BodyText"/>
+      </w:pPr>
+      <w:r>
+        <w:t xml:space="preserve">IRINA: Что выбираем: возврат, новое разрешение или уничтожение?</w:t>
+      </w:r>
+    </w:p>
+    <w:p>
+      <w:pPr>
+        <w:pStyle w:val="BodyText"/>
+      </w:pPr>
+      <w:r>
+        <w:t xml:space="preserve">OLGA: Новое разрешение — десять дней и деньги за склад. Нет. Уничтожение — жалко и акты. Возврат шести в Корею. Двадцать четыре выпускаем сегодня. Решено, Белова, не спорьте, потому что каждый час здесь тоже стоит денег.</w:t>
+      </w:r>
+    </w:p>
+    <w:p>
+      <w:pPr>
+        <w:pStyle w:val="BodyText"/>
+      </w:pPr>
+      <w:r>
+        <w:t xml:space="preserve">IRINA: А если для испытаний понадобится больше шприцев?</w:t>
+      </w:r>
+    </w:p>
+    <w:p>
+      <w:pPr>
+        <w:pStyle w:val="BodyText"/>
+      </w:pPr>
+      <w:r>
+        <w:t xml:space="preserve">OLGA: Не понадобится, потому что я считала с запасом. Мой запас — на бумаге, а не в коробке, и это разные вещи. Запас в бумаге проверяет эксперт, а запас в коробке проверяет таможня, и она гораздо строже.</w:t>
+      </w:r>
+    </w:p>
+    <w:p>
+      <w:pPr>
+        <w:pStyle w:val="BodyText"/>
+      </w:pPr>
+      <w:r>
+        <w:t xml:space="preserve">IRINA: Вы уверены? Лаборатория потом не попросит ещё?</w:t>
+      </w:r>
+    </w:p>
+    <w:p>
+      <w:pPr>
+        <w:pStyle w:val="BodyText"/>
+      </w:pPr>
+      <w:r>
+        <w:t xml:space="preserve">OLGA: Уверена, я звонила в лабораторию вчера. Двадцать четыре — это их цифра.</w:t>
+      </w:r>
+    </w:p>
+    <w:p>
+      <w:pPr>
+        <w:pStyle w:val="BodyText"/>
+      </w:pPr>
+      <w:r>
+        <w:t xml:space="preserve">IRINA: Тогда нужен новый инвойс со стоимостью двадцать восемь долларов и пометкой «без оплаты».</w:t>
+      </w:r>
+    </w:p>
+    <w:p>
+      <w:pPr>
+        <w:pStyle w:val="BodyText"/>
+      </w:pPr>
+      <w:r>
+        <w:t xml:space="preserve">OLGA: Звоните госпоже Чон. У них сейчас четыре часа, так что она успеет до конца дня.</w:t>
       </w:r>
     </w:p>
     <w:p>
@@ -983,119 +983,119 @@
         <w:pStyle w:val="BodyText"/>
       </w:pPr>
       <w:r>
-        <w:t xml:space="preserve">IRINA: Пришли. Но не всё хорошо. Тридцать шприцев, а в разрешении двадцать четыре.</w:t>
-      </w:r>
-    </w:p>
-    <w:p>
-      <w:pPr>
-        <w:pStyle w:val="BodyText"/>
-      </w:pPr>
-      <w:r>
-        <w:t xml:space="preserve">SOHEE: Ой. Я положила шесть. Запас. Если один сломается. Я хотела помочь.</w:t>
-      </w:r>
-    </w:p>
-    <w:p>
-      <w:pPr>
-        <w:pStyle w:val="BodyText"/>
-      </w:pPr>
-      <w:r>
-        <w:t xml:space="preserve">IRINA: Я понимаю. Но в России образцы без разрешения — это ввоз незарегистрированного изделия. Очень серьёзно.</w:t>
-      </w:r>
-    </w:p>
-    <w:p>
-      <w:pPr>
-        <w:pStyle w:val="BodyText"/>
-      </w:pPr>
-      <w:r>
-        <w:t xml:space="preserve">SOHEE: Очень серьёзно. Простите. Моя ошибка. Что делать?</w:t>
-      </w:r>
-    </w:p>
-    <w:p>
-      <w:pPr>
-        <w:pStyle w:val="BodyText"/>
-      </w:pPr>
-      <w:r>
-        <w:t xml:space="preserve">IRINA: Нужен новый инвойс. Двадцать четыре шприца отдельно, шесть — отдельно, на возврат. Стоимость двадцать восемь долларов, «без оплаты». Подпись президента и печать компании. Сегодня, если можно.</w:t>
-      </w:r>
-    </w:p>
-    <w:p>
-      <w:pPr>
-        <w:pStyle w:val="BodyText"/>
-      </w:pPr>
-      <w:r>
-        <w:t xml:space="preserve">SOHEE: Понимаю. Сегодня. Сейчас. Президент подпишет. Через три часа будет.</w:t>
-      </w:r>
-    </w:p>
-    <w:p>
-      <w:pPr>
-        <w:pStyle w:val="BodyText"/>
-      </w:pPr>
-      <w:r>
-        <w:t xml:space="preserve">IRINA: Спасибо. Мы подождём. Склад открыт до восьми.</w:t>
-      </w:r>
-    </w:p>
-    <w:p>
-      <w:pPr>
-        <w:pStyle w:val="BodyText"/>
-      </w:pPr>
-      <w:r>
-        <w:t xml:space="preserve">DOYUN: Ирина Сергеевна, это Доюн. Я рядом с госпожой Чон. Она очень расстроена. Можно я скажу?</w:t>
-      </w:r>
-    </w:p>
-    <w:p>
-      <w:pPr>
-        <w:pStyle w:val="BodyText"/>
-      </w:pPr>
-      <w:r>
-        <w:t xml:space="preserve">IRINA: Говорите.</w:t>
-      </w:r>
-    </w:p>
-    <w:p>
-      <w:pPr>
-        <w:pStyle w:val="BodyText"/>
-      </w:pPr>
-      <w:r>
-        <w:t xml:space="preserve">DOYUN: Она плачет. Она сказала, что первый раз отправила в Россию и сразу ошибка. Она хочет написать объяснительную на имя вашего регистратора. Она говорит, что подвела всю компанию.</w:t>
-      </w:r>
-    </w:p>
-    <w:p>
-      <w:pPr>
-        <w:pStyle w:val="BodyText"/>
-      </w:pPr>
-      <w:r>
-        <w:t xml:space="preserve">IRINA: Скажите ей: не нужно объяснительную. Нужен инвойс. А ошибку мы запишем вместе. Как в вашем журнале брака. Ошибки у нас записывают, а не объясняют. Так легче всем.</w:t>
-      </w:r>
-    </w:p>
-    <w:p>
-      <w:pPr>
-        <w:pStyle w:val="BodyText"/>
-      </w:pPr>
-      <w:r>
-        <w:t xml:space="preserve">DOYUN: Она говорит спасибо. Она говорит: «В журнал брака — правильно. Не в объяснительную».</w:t>
-      </w:r>
-    </w:p>
-    <w:p>
-      <w:pPr>
-        <w:pStyle w:val="BodyText"/>
-      </w:pPr>
-      <w:r>
-        <w:t xml:space="preserve">IRINA: И ещё скажите: инспектор записала, что мы показали шесть шприцев сами. Это хорошо.</w:t>
-      </w:r>
-    </w:p>
-    <w:p>
-      <w:pPr>
-        <w:pStyle w:val="BodyText"/>
-      </w:pPr>
-      <w:r>
-        <w:t xml:space="preserve">DOYUN: Перевёл. Она уже пишет инвойс. Президент рядом. Он спросил, кто открыл коробку.</w:t>
-      </w:r>
-    </w:p>
-    <w:p>
-      <w:pPr>
-        <w:pStyle w:val="BodyText"/>
-      </w:pPr>
-      <w:r>
-        <w:t xml:space="preserve">IRINA: Я. При инспекторе. Вслух считала до тридцати.</w:t>
+        <w:t xml:space="preserve">IRINA: Пришли, но не всё хорошо. Там тридцать шприцев, а в разрешении двадцать четыре.</w:t>
+      </w:r>
+    </w:p>
+    <w:p>
+      <w:pPr>
+        <w:pStyle w:val="BodyText"/>
+      </w:pPr>
+      <w:r>
+        <w:t xml:space="preserve">SOHEE: Ой, я положила шесть как запас, если один сломается. Я хотела помочь вам.</w:t>
+      </w:r>
+    </w:p>
+    <w:p>
+      <w:pPr>
+        <w:pStyle w:val="BodyText"/>
+      </w:pPr>
+      <w:r>
+        <w:t xml:space="preserve">IRINA: Я понимаю. Но в России образцы без разрешения — это ввоз незарегистрированного изделия, и это очень серьёзно.</w:t>
+      </w:r>
+    </w:p>
+    <w:p>
+      <w:pPr>
+        <w:pStyle w:val="BodyText"/>
+      </w:pPr>
+      <w:r>
+        <w:t xml:space="preserve">SOHEE: Очень серьёзно, простите, это моя ошибка. Что теперь нужно делать?</w:t>
+      </w:r>
+    </w:p>
+    <w:p>
+      <w:pPr>
+        <w:pStyle w:val="BodyText"/>
+      </w:pPr>
+      <w:r>
+        <w:t xml:space="preserve">IRINA: Нужен новый инвойс, где двадцать четыре шприца указаны отдельно, а шесть — отдельно, на возврат. Стоимость двадцать восемь долларов, «без оплаты», с подписью президента и печатью компании. Сегодня, если можно, потому что склад платный.</w:t>
+      </w:r>
+    </w:p>
+    <w:p>
+      <w:pPr>
+        <w:pStyle w:val="BodyText"/>
+      </w:pPr>
+      <w:r>
+        <w:t xml:space="preserve">SOHEE: Понимаю, сделаю сегодня, прямо сейчас. Президент подпишет, и через три часа инвойс будет.</w:t>
+      </w:r>
+    </w:p>
+    <w:p>
+      <w:pPr>
+        <w:pStyle w:val="BodyText"/>
+      </w:pPr>
+      <w:r>
+        <w:t xml:space="preserve">IRINA: Спасибо, мы подождём. Склад открыт до восьми вечера.</w:t>
+      </w:r>
+    </w:p>
+    <w:p>
+      <w:pPr>
+        <w:pStyle w:val="BodyText"/>
+      </w:pPr>
+      <w:r>
+        <w:t xml:space="preserve">DOYUN: Ирина Сергеевна, это Доюн, я рядом с госпожой Чон. Она очень расстроена. Можно я скажу?</w:t>
+      </w:r>
+    </w:p>
+    <w:p>
+      <w:pPr>
+        <w:pStyle w:val="BodyText"/>
+      </w:pPr>
+      <w:r>
+        <w:t xml:space="preserve">IRINA: Конечно, говорите, я слушаю.</w:t>
+      </w:r>
+    </w:p>
+    <w:p>
+      <w:pPr>
+        <w:pStyle w:val="BodyText"/>
+      </w:pPr>
+      <w:r>
+        <w:t xml:space="preserve">DOYUN: Она плачет, потому что первый раз отправила посылку в Россию, и сразу ошибка. Она хочет написать объяснительную на имя вашего регистратора. Она говорит, что подвела всю компанию и президента, и не знает, как это исправить.</w:t>
+      </w:r>
+    </w:p>
+    <w:p>
+      <w:pPr>
+        <w:pStyle w:val="BodyText"/>
+      </w:pPr>
+      <w:r>
+        <w:t xml:space="preserve">IRINA: Скажите ей: не нужно объяснительную. Нужен инвойс. А ошибку мы запишем вместе. Как в вашем журнале брака. Ошибки у нас записывают, а не объясняют. Так легче всем, и так ошибка больше не повторится.</w:t>
+      </w:r>
+    </w:p>
+    <w:p>
+      <w:pPr>
+        <w:pStyle w:val="BodyText"/>
+      </w:pPr>
+      <w:r>
+        <w:t xml:space="preserve">DOYUN: Она говорит спасибо. Она говорит: «В журнал брака — правильно, а не в объяснительную».</w:t>
+      </w:r>
+    </w:p>
+    <w:p>
+      <w:pPr>
+        <w:pStyle w:val="BodyText"/>
+      </w:pPr>
+      <w:r>
+        <w:t xml:space="preserve">IRINA: И ещё скажите, что инспектор записала, что мы показали шесть шприцев сами. Это хорошо.</w:t>
+      </w:r>
+    </w:p>
+    <w:p>
+      <w:pPr>
+        <w:pStyle w:val="BodyText"/>
+      </w:pPr>
+      <w:r>
+        <w:t xml:space="preserve">DOYUN: Я перевёл, она уже пишет инвойс. Президент рядом, и он спросил, кто открыл коробку.</w:t>
+      </w:r>
+    </w:p>
+    <w:p>
+      <w:pPr>
+        <w:pStyle w:val="BodyText"/>
+      </w:pPr>
+      <w:r>
+        <w:t xml:space="preserve">IRINA: Я открыла, при инспекторе, и вслух считала до тридцати.</w:t>
       </w:r>
     </w:p>
     <w:p>
@@ -1111,15 +1111,15 @@
         <w:pStyle w:val="BodyText"/>
       </w:pPr>
       <w:r>
-        <w:t xml:space="preserve">IRINA: Скажите ему, что у нас это записано. В корпоративном договоре. Пункт про картонку.</w:t>
-      </w:r>
-    </w:p>
-    <w:p>
-      <w:pPr>
-        <w:pStyle w:val="BodyText"/>
-      </w:pPr>
-      <w:r>
-        <w:t xml:space="preserve">DOYUN: Он засмеялся. Первый раз за день. Инвойс будет в два часа по Москве.</w:t>
+        <w:t xml:space="preserve">IRINA: Скажите ему, что у нас это записано в корпоративном договоре, в пункте про картонку.</w:t>
+      </w:r>
+    </w:p>
+    <w:p>
+      <w:pPr>
+        <w:pStyle w:val="BodyText"/>
+      </w:pPr>
+      <w:r>
+        <w:t xml:space="preserve">DOYUN: Он засмеялся, первый раз за день. Инвойс будет в два часа по Москве.</w:t>
       </w:r>
     </w:p>
     <w:bookmarkEnd w:id="23"/>
@@ -1152,199 +1152,199 @@
         <w:pStyle w:val="FirstParagraph"/>
       </w:pPr>
       <w:r>
-        <w:t xml:space="preserve">ALEKSEY: Ирина! Я приехал. Я знаю, вы сказали не приезжать.</w:t>
-      </w:r>
-    </w:p>
-    <w:p>
-      <w:pPr>
-        <w:pStyle w:val="BodyText"/>
-      </w:pPr>
-      <w:r>
-        <w:t xml:space="preserve">IRINA: Сказала. Вы торопитесь. Здесь торопиться нельзя.</w:t>
-      </w:r>
-    </w:p>
-    <w:p>
-      <w:pPr>
-        <w:pStyle w:val="BodyText"/>
-      </w:pPr>
-      <w:r>
-        <w:t xml:space="preserve">ALEKSEY: Сколько ещё ждать? Может, можно как-то ускорить? С инспектором поговорить?</w:t>
-      </w:r>
-    </w:p>
-    <w:p>
-      <w:pPr>
-        <w:pStyle w:val="BodyText"/>
-      </w:pPr>
-      <w:r>
-        <w:t xml:space="preserve">IRINA: Как — «как-то»? Договаривайте.</w:t>
-      </w:r>
-    </w:p>
-    <w:p>
-      <w:pPr>
-        <w:pStyle w:val="BodyText"/>
-      </w:pPr>
-      <w:r>
-        <w:t xml:space="preserve">ALEKSEY: Ну… не знаю. Все говорят, на таможне можно «решить вопрос».</w:t>
-      </w:r>
-    </w:p>
-    <w:p>
-      <w:pPr>
-        <w:pStyle w:val="BodyText"/>
-      </w:pPr>
-      <w:r>
-        <w:t xml:space="preserve">IRINA: Алексей. Остановитесь. Прямо сейчас.</w:t>
-      </w:r>
-    </w:p>
-    <w:p>
-      <w:pPr>
-        <w:pStyle w:val="BodyText"/>
-      </w:pPr>
-      <w:r>
-        <w:t xml:space="preserve">ALEKSEY: Я не про деньги. Я просто…</w:t>
-      </w:r>
-    </w:p>
-    <w:p>
-      <w:pPr>
-        <w:pStyle w:val="BodyText"/>
-      </w:pPr>
-      <w:r>
-        <w:t xml:space="preserve">IRINA: Вы про «как-нибудь». Это начинается со слова «ускорить», а заканчивается делом в суде и закрытой компанией. И картонкой, которую придётся снять с двери. Навсегда. Я этого не допущу.</w:t>
-      </w:r>
-    </w:p>
-    <w:p>
-      <w:pPr>
-        <w:pStyle w:val="BodyText"/>
-      </w:pPr>
-      <w:r>
-        <w:t xml:space="preserve">ZAKHAROVA: Я слышу, кстати. Здесь хорошая акустика.</w:t>
-      </w:r>
-    </w:p>
-    <w:p>
-      <w:pPr>
-        <w:pStyle w:val="BodyText"/>
-      </w:pPr>
-      <w:r>
-        <w:t xml:space="preserve">ALEKSEY: Извините. Я не это имел в виду.</w:t>
-      </w:r>
-    </w:p>
-    <w:p>
-      <w:pPr>
-        <w:pStyle w:val="BodyText"/>
-      </w:pPr>
-      <w:r>
-        <w:t xml:space="preserve">ZAKHAROVA: Все так говорят. Обычно потом «имеют в виду». Ваша коллега вас остановила. Хорошая у вас коллега. Берегите её, она дороже любого ускорения. Таких очень мало, поверьте.</w:t>
-      </w:r>
-    </w:p>
-    <w:p>
-      <w:pPr>
-        <w:pStyle w:val="BodyText"/>
-      </w:pPr>
-      <w:r>
-        <w:t xml:space="preserve">IRINA: Он хороший человек. Он просто торопится. Это его главная слабость.</w:t>
-      </w:r>
-    </w:p>
-    <w:p>
-      <w:pPr>
-        <w:pStyle w:val="BodyText"/>
-      </w:pPr>
-      <w:r>
-        <w:t xml:space="preserve">ZAKHAROVA: Знаю. Ко мне каждый день приходят хорошие люди, которые торопятся. Половина из них потом сидит в коридоре суда. И все они сначала хотели только «ускорить».</w:t>
-      </w:r>
-    </w:p>
-    <w:p>
-      <w:pPr>
-        <w:pStyle w:val="BodyText"/>
-      </w:pPr>
-      <w:r>
-        <w:t xml:space="preserve">ALEKSEY: Простите, инспектор. Мы подождём инвойс. Сколько нужно.</w:t>
-      </w:r>
-    </w:p>
-    <w:p>
-      <w:pPr>
-        <w:pStyle w:val="BodyText"/>
-      </w:pPr>
-      <w:r>
-        <w:t xml:space="preserve">ZAKHAROVA: Правильно. Знаете, почему я вам помогаю с вариантами? Не потому, что вы милые.</w:t>
-      </w:r>
-    </w:p>
-    <w:p>
-      <w:pPr>
-        <w:pStyle w:val="BodyText"/>
-      </w:pPr>
-      <w:r>
-        <w:t xml:space="preserve">ALEKSEY: Почему?</w:t>
-      </w:r>
-    </w:p>
-    <w:p>
-      <w:pPr>
-        <w:pStyle w:val="BodyText"/>
-      </w:pPr>
-      <w:r>
-        <w:t xml:space="preserve">ZAKHAROVA: Потому что вы сами открыли коробку и сами пересчитали. За двадцать лет таких было мало. Обычно лишнее прячут под упаковкой. Это стоит больше любого инвойса.</w:t>
-      </w:r>
-    </w:p>
-    <w:p>
-      <w:pPr>
-        <w:pStyle w:val="BodyText"/>
-      </w:pPr>
-      <w:r>
-        <w:t xml:space="preserve">IRINA: Это не наша заслуга. Это правило нашей компании.</w:t>
-      </w:r>
-    </w:p>
-    <w:p>
-      <w:pPr>
-        <w:pStyle w:val="BodyText"/>
-      </w:pPr>
-      <w:r>
-        <w:t xml:space="preserve">ZAKHAROVA: Правила у всех есть. Не все их показывают на таможне. Инвойс пришёл?</w:t>
-      </w:r>
-    </w:p>
-    <w:p>
-      <w:pPr>
-        <w:pStyle w:val="BodyText"/>
-      </w:pPr>
-      <w:r>
-        <w:t xml:space="preserve">KUZNETSOV: Пришёл. Две минуты назад. Двадцать четыре на выпуск, шесть на обратный экспорт. Подпись президента, печать.</w:t>
-      </w:r>
-    </w:p>
-    <w:p>
-      <w:pPr>
-        <w:pStyle w:val="BodyText"/>
-      </w:pPr>
-      <w:r>
-        <w:t xml:space="preserve">ZAKHAROVA: Тринадцатый документ. Хорошо. Оформляем. Пошлина и НДС — от стоимости двадцати четырёх. Платите сегодня.</w:t>
-      </w:r>
-    </w:p>
-    <w:p>
-      <w:pPr>
-        <w:pStyle w:val="BodyText"/>
-      </w:pPr>
-      <w:r>
-        <w:t xml:space="preserve">IRINA: По безналу. С расчётного счёта компании. Платёж уже подготовлен, вторая подпись — моя.</w:t>
-      </w:r>
-    </w:p>
-    <w:p>
-      <w:pPr>
-        <w:pStyle w:val="BodyText"/>
-      </w:pPr>
-      <w:r>
-        <w:t xml:space="preserve">ZAKHAROVA: Конечно, по безналу. Наличные я и не беру. Странный вы клиент, Белова. Хороший.</w:t>
-      </w:r>
-    </w:p>
-    <w:p>
-      <w:pPr>
-        <w:pStyle w:val="BodyText"/>
-      </w:pPr>
-      <w:r>
-        <w:t xml:space="preserve">ALEKSEY: Ирина. Спасибо. Вы меня остановили.</w:t>
-      </w:r>
-    </w:p>
-    <w:p>
-      <w:pPr>
-        <w:pStyle w:val="BodyText"/>
-      </w:pPr>
-      <w:r>
-        <w:t xml:space="preserve">IRINA: Это пункт пятый. Вторая подпись. Он работает не только для платежей.</w:t>
+        <w:t xml:space="preserve">ALEKSEY: Ирина! Я приехал. Я знаю, что вы сказали не приезжать.</w:t>
+      </w:r>
+    </w:p>
+    <w:p>
+      <w:pPr>
+        <w:pStyle w:val="BodyText"/>
+      </w:pPr>
+      <w:r>
+        <w:t xml:space="preserve">IRINA: Сказала, потому что вы торопитесь, а здесь торопиться нельзя.</w:t>
+      </w:r>
+    </w:p>
+    <w:p>
+      <w:pPr>
+        <w:pStyle w:val="BodyText"/>
+      </w:pPr>
+      <w:r>
+        <w:t xml:space="preserve">ALEKSEY: Сколько ещё ждать? Может, можно как-то ускорить? Например, поговорить с инспектором?</w:t>
+      </w:r>
+    </w:p>
+    <w:p>
+      <w:pPr>
+        <w:pStyle w:val="BodyText"/>
+      </w:pPr>
+      <w:r>
+        <w:t xml:space="preserve">IRINA: Как это — «как-то»? Договаривайте до конца.</w:t>
+      </w:r>
+    </w:p>
+    <w:p>
+      <w:pPr>
+        <w:pStyle w:val="BodyText"/>
+      </w:pPr>
+      <w:r>
+        <w:t xml:space="preserve">ALEKSEY: Ну, я не знаю, но все говорят, что на таможне можно «решить вопрос».</w:t>
+      </w:r>
+    </w:p>
+    <w:p>
+      <w:pPr>
+        <w:pStyle w:val="BodyText"/>
+      </w:pPr>
+      <w:r>
+        <w:t xml:space="preserve">IRINA: Алексей, остановитесь прямо сейчас, пожалуйста.</w:t>
+      </w:r>
+    </w:p>
+    <w:p>
+      <w:pPr>
+        <w:pStyle w:val="BodyText"/>
+      </w:pPr>
+      <w:r>
+        <w:t xml:space="preserve">ALEKSEY: Я же не про деньги, я просто хотел, чтобы быстрее.</w:t>
+      </w:r>
+    </w:p>
+    <w:p>
+      <w:pPr>
+        <w:pStyle w:val="BodyText"/>
+      </w:pPr>
+      <w:r>
+        <w:t xml:space="preserve">IRINA: Вы про «как-нибудь». Это начинается со слова «ускорить», а заканчивается делом в суде и закрытой компанией. И картонкой, которую придётся снять с двери навсегда. Я этого не допущу, даже если мы будем ждать здесь до ночи.</w:t>
+      </w:r>
+    </w:p>
+    <w:p>
+      <w:pPr>
+        <w:pStyle w:val="BodyText"/>
+      </w:pPr>
+      <w:r>
+        <w:t xml:space="preserve">ZAKHAROVA: Я вас слышу, кстати. Здесь очень хорошая акустика.</w:t>
+      </w:r>
+    </w:p>
+    <w:p>
+      <w:pPr>
+        <w:pStyle w:val="BodyText"/>
+      </w:pPr>
+      <w:r>
+        <w:t xml:space="preserve">ALEKSEY: Извините, пожалуйста. Я совсем не это имел в виду.</w:t>
+      </w:r>
+    </w:p>
+    <w:p>
+      <w:pPr>
+        <w:pStyle w:val="BodyText"/>
+      </w:pPr>
+      <w:r>
+        <w:t xml:space="preserve">ZAKHAROVA: Все так говорят, а обычно потом всё-таки «имеют в виду». Ваша коллега вас остановила, и это хорошая у вас коллега. Берегите её, потому что она дороже любого ускорения. Таких очень мало, поверьте мне.</w:t>
+      </w:r>
+    </w:p>
+    <w:p>
+      <w:pPr>
+        <w:pStyle w:val="BodyText"/>
+      </w:pPr>
+      <w:r>
+        <w:t xml:space="preserve">IRINA: Он хороший человек, он просто торопится. Это его главная слабость.</w:t>
+      </w:r>
+    </w:p>
+    <w:p>
+      <w:pPr>
+        <w:pStyle w:val="BodyText"/>
+      </w:pPr>
+      <w:r>
+        <w:t xml:space="preserve">ZAKHAROVA: Знаю. Ко мне каждый день приходят хорошие люди, которые торопятся, и половина из них потом сидит в коридоре суда. И все они сначала хотели только «ускорить», а не нарушить закон.</w:t>
+      </w:r>
+    </w:p>
+    <w:p>
+      <w:pPr>
+        <w:pStyle w:val="BodyText"/>
+      </w:pPr>
+      <w:r>
+        <w:t xml:space="preserve">ALEKSEY: Простите, инспектор. Мы подождём инвойс столько, сколько нужно.</w:t>
+      </w:r>
+    </w:p>
+    <w:p>
+      <w:pPr>
+        <w:pStyle w:val="BodyText"/>
+      </w:pPr>
+      <w:r>
+        <w:t xml:space="preserve">ZAKHAROVA: Правильно. А знаете, почему я помогаю вам с вариантами? Не потому, что вы милые.</w:t>
+      </w:r>
+    </w:p>
+    <w:p>
+      <w:pPr>
+        <w:pStyle w:val="BodyText"/>
+      </w:pPr>
+      <w:r>
+        <w:t xml:space="preserve">ALEKSEY: А почему же тогда?</w:t>
+      </w:r>
+    </w:p>
+    <w:p>
+      <w:pPr>
+        <w:pStyle w:val="BodyText"/>
+      </w:pPr>
+      <w:r>
+        <w:t xml:space="preserve">ZAKHAROVA: Потому что вы сами открыли коробку и сами пересчитали. За двадцать лет таких было мало. Обычно лишнее прячут под упаковкой. Это стоит больше любого инвойса, и это я помню дольше, чем лица.</w:t>
+      </w:r>
+    </w:p>
+    <w:p>
+      <w:pPr>
+        <w:pStyle w:val="BodyText"/>
+      </w:pPr>
+      <w:r>
+        <w:t xml:space="preserve">IRINA: Это не наша заслуга, это правило нашей компании.</w:t>
+      </w:r>
+    </w:p>
+    <w:p>
+      <w:pPr>
+        <w:pStyle w:val="BodyText"/>
+      </w:pPr>
+      <w:r>
+        <w:t xml:space="preserve">ZAKHAROVA: Правила есть у всех, но не все их показывают на таможне. Инвойс уже пришёл?</w:t>
+      </w:r>
+    </w:p>
+    <w:p>
+      <w:pPr>
+        <w:pStyle w:val="BodyText"/>
+      </w:pPr>
+      <w:r>
+        <w:t xml:space="preserve">KUZNETSOV: Пришёл две минуты назад: двадцать четыре на выпуск, шесть на обратный экспорт. Есть подпись президента и печать.</w:t>
+      </w:r>
+    </w:p>
+    <w:p>
+      <w:pPr>
+        <w:pStyle w:val="BodyText"/>
+      </w:pPr>
+      <w:r>
+        <w:t xml:space="preserve">ZAKHAROVA: Тринадцатый документ, хорошо. Оформляем. Пошлина и НДС — от стоимости двадцати четырёх шприцев, и платите сегодня.</w:t>
+      </w:r>
+    </w:p>
+    <w:p>
+      <w:pPr>
+        <w:pStyle w:val="BodyText"/>
+      </w:pPr>
+      <w:r>
+        <w:t xml:space="preserve">IRINA: По безналу, с расчётного счёта компании. Платёж уже подготовлен, а вторая подпись — моя.</w:t>
+      </w:r>
+    </w:p>
+    <w:p>
+      <w:pPr>
+        <w:pStyle w:val="BodyText"/>
+      </w:pPr>
+      <w:r>
+        <w:t xml:space="preserve">ZAKHAROVA: Конечно, по безналу, наличные я и не беру. Странный вы клиент, Белова, но хороший.</w:t>
+      </w:r>
+    </w:p>
+    <w:p>
+      <w:pPr>
+        <w:pStyle w:val="BodyText"/>
+      </w:pPr>
+      <w:r>
+        <w:t xml:space="preserve">ALEKSEY: Ирина, спасибо вам. Вы меня вовремя остановили.</w:t>
+      </w:r>
+    </w:p>
+    <w:p>
+      <w:pPr>
+        <w:pStyle w:val="BodyText"/>
+      </w:pPr>
+      <w:r>
+        <w:t xml:space="preserve">IRINA: Это пункт пятый, вторая подпись. Он работает не только для платежей.</w:t>
       </w:r>
     </w:p>
     <w:bookmarkEnd w:id="24"/>
@@ -1362,103 +1362,103 @@
         <w:pStyle w:val="FirstParagraph"/>
       </w:pPr>
       <w:r>
-        <w:t xml:space="preserve">OLGA: Двадцать четыре шприца. В холодильнике. С журналом. Белова, вы сегодня не спали?</w:t>
-      </w:r>
-    </w:p>
-    <w:p>
-      <w:pPr>
-        <w:pStyle w:val="BodyText"/>
-      </w:pPr>
-      <w:r>
-        <w:t xml:space="preserve">IRINA: Три часа. Шесть шприцев уже летят обратно в Вонджу. Акт подписан.</w:t>
-      </w:r>
-    </w:p>
-    <w:p>
-      <w:pPr>
-        <w:pStyle w:val="BodyText"/>
-      </w:pPr>
-      <w:r>
-        <w:t xml:space="preserve">OLGA: Тринадцатый документ. Я же говорила. Закон природы.</w:t>
-      </w:r>
-    </w:p>
-    <w:p>
-      <w:pPr>
-        <w:pStyle w:val="BodyText"/>
-      </w:pPr>
-      <w:r>
-        <w:t xml:space="preserve">IRINA: Я записала его в таблицу. Вкладка «Риски». «Запас производителя».</w:t>
-      </w:r>
-    </w:p>
-    <w:p>
-      <w:pPr>
-        <w:pStyle w:val="BodyText"/>
-      </w:pPr>
-      <w:r>
-        <w:t xml:space="preserve">ALEKSEY: Ольга Петровна, когда образцы поедут на испытания?</w:t>
-      </w:r>
-    </w:p>
-    <w:p>
-      <w:pPr>
-        <w:pStyle w:val="BodyText"/>
-      </w:pPr>
-      <w:r>
-        <w:t xml:space="preserve">OLGA: Сегодня в одиннадцать. Лаборатория ждёт. Это первый настоящий шаг регистрации.</w:t>
-      </w:r>
-    </w:p>
-    <w:p>
-      <w:pPr>
-        <w:pStyle w:val="BodyText"/>
-      </w:pPr>
-      <w:r>
-        <w:t xml:space="preserve">ALEKSEY: Значит, регистрация началась?</w:t>
-      </w:r>
-    </w:p>
-    <w:p>
-      <w:pPr>
-        <w:pStyle w:val="BodyText"/>
-      </w:pPr>
-      <w:r>
-        <w:t xml:space="preserve">OLGA: Началась. Восемнадцать месяцев пошли. Отсчёт с сегодняшнего дня.</w:t>
-      </w:r>
-    </w:p>
-    <w:p>
-      <w:pPr>
-        <w:pStyle w:val="BodyText"/>
-      </w:pPr>
-      <w:r>
-        <w:t xml:space="preserve">ALEKSEY: А я вчера чуть не испортил всё одним словом.</w:t>
-      </w:r>
-    </w:p>
-    <w:p>
-      <w:pPr>
-        <w:pStyle w:val="BodyText"/>
-      </w:pPr>
-      <w:r>
-        <w:t xml:space="preserve">OLGA: «Ускорить». Белова мне рассказала. Самое дорогое слово в России. Запишите его рядом с картонкой.</w:t>
-      </w:r>
-    </w:p>
-    <w:p>
-      <w:pPr>
-        <w:pStyle w:val="BodyText"/>
-      </w:pPr>
-      <w:r>
-        <w:t xml:space="preserve">ALEKSEY: Запишу. Госпожа Чон написала мне ночью.</w:t>
-      </w:r>
-    </w:p>
-    <w:p>
-      <w:pPr>
-        <w:pStyle w:val="BodyText"/>
-      </w:pPr>
-      <w:r>
-        <w:t xml:space="preserve">IRINA: Что написала?</w:t>
-      </w:r>
-    </w:p>
-    <w:p>
-      <w:pPr>
-        <w:pStyle w:val="BodyText"/>
-      </w:pPr>
-      <w:r>
-        <w:t xml:space="preserve">ALEKSEY: «Простите. Больше никакого запаса в коробке. Только в бумаге». И смайлик. Первый за всё время.</w:t>
+        <w:t xml:space="preserve">OLGA: Двадцать четыре шприца лежат в холодильнике, с журналом. Белова, вы сегодня вообще спали?</w:t>
+      </w:r>
+    </w:p>
+    <w:p>
+      <w:pPr>
+        <w:pStyle w:val="BodyText"/>
+      </w:pPr>
+      <w:r>
+        <w:t xml:space="preserve">IRINA: Спала три часа. Шесть шприцев уже летят обратно в Вонджу, и акт подписан.</w:t>
+      </w:r>
+    </w:p>
+    <w:p>
+      <w:pPr>
+        <w:pStyle w:val="BodyText"/>
+      </w:pPr>
+      <w:r>
+        <w:t xml:space="preserve">OLGA: Вот он, тринадцатый документ, я же говорила, что это закон природы.</w:t>
+      </w:r>
+    </w:p>
+    <w:p>
+      <w:pPr>
+        <w:pStyle w:val="BodyText"/>
+      </w:pPr>
+      <w:r>
+        <w:t xml:space="preserve">IRINA: Я записала его в таблицу, во вкладку «Риски», под названием «Запас производителя».</w:t>
+      </w:r>
+    </w:p>
+    <w:p>
+      <w:pPr>
+        <w:pStyle w:val="BodyText"/>
+      </w:pPr>
+      <w:r>
+        <w:t xml:space="preserve">ALEKSEY: Ольга Петровна, а когда образцы поедут на испытания?</w:t>
+      </w:r>
+    </w:p>
+    <w:p>
+      <w:pPr>
+        <w:pStyle w:val="BodyText"/>
+      </w:pPr>
+      <w:r>
+        <w:t xml:space="preserve">OLGA: Сегодня в одиннадцать, лаборатория уже ждёт. Это первый настоящий шаг регистрации.</w:t>
+      </w:r>
+    </w:p>
+    <w:p>
+      <w:pPr>
+        <w:pStyle w:val="BodyText"/>
+      </w:pPr>
+      <w:r>
+        <w:t xml:space="preserve">ALEKSEY: Значит, регистрация официально началась?</w:t>
+      </w:r>
+    </w:p>
+    <w:p>
+      <w:pPr>
+        <w:pStyle w:val="BodyText"/>
+      </w:pPr>
+      <w:r>
+        <w:t xml:space="preserve">OLGA: Началась, и восемнадцать месяцев пошли. Отсчёт идёт с сегодняшнего дня.</w:t>
+      </w:r>
+    </w:p>
+    <w:p>
+      <w:pPr>
+        <w:pStyle w:val="BodyText"/>
+      </w:pPr>
+      <w:r>
+        <w:t xml:space="preserve">ALEKSEY: А я вчера чуть не испортил всё одним-единственным словом.</w:t>
+      </w:r>
+    </w:p>
+    <w:p>
+      <w:pPr>
+        <w:pStyle w:val="BodyText"/>
+      </w:pPr>
+      <w:r>
+        <w:t xml:space="preserve">OLGA: «Ускорить». Белова мне рассказала. Это самое дорогое слово в России, так что запишите его рядом с картонкой.</w:t>
+      </w:r>
+    </w:p>
+    <w:p>
+      <w:pPr>
+        <w:pStyle w:val="BodyText"/>
+      </w:pPr>
+      <w:r>
+        <w:t xml:space="preserve">ALEKSEY: Запишу обязательно. Кстати, госпожа Чон написала мне ночью.</w:t>
+      </w:r>
+    </w:p>
+    <w:p>
+      <w:pPr>
+        <w:pStyle w:val="BodyText"/>
+      </w:pPr>
+      <w:r>
+        <w:t xml:space="preserve">IRINA: И что же она написала?</w:t>
+      </w:r>
+    </w:p>
+    <w:p>
+      <w:pPr>
+        <w:pStyle w:val="BodyText"/>
+      </w:pPr>
+      <w:r>
+        <w:t xml:space="preserve">ALEKSEY: «Простите. Больше никакого запаса в коробке, только в бумаге». И смайлик, первый за всё время.</w:t>
       </w:r>
     </w:p>
     <w:p>
@@ -1474,7 +1474,7 @@
         <w:pStyle w:val="BodyText"/>
       </w:pPr>
       <w:r>
-        <w:t xml:space="preserve">ALEKSEY: Не отдадут. Но я передам. Ей будет приятно. А потом позвоню отцу. Я обещал звонить, когда будет первый брак. Вчера был первый брак. Наш собственный, не корейский.</w:t>
+        <w:t xml:space="preserve">ALEKSEY: Не отдадут, но я передам, ей будет приятно. А потом позвоню отцу. Я обещал звонить, когда будет первый брак. Вчера был первый брак. Наш собственный, не корейский, и я хочу рассказать о нём сам.</w:t>
       </w:r>
     </w:p>
     <w:p>
@@ -2240,7 +2240,7 @@
         <w:t xml:space="preserve">“</w:t>
       </w:r>
       <w:r>
-        <w:t xml:space="preserve">Очень. Если бы вы их не показали, а я нашла, это было бы административное дело. Минимум. А иногда и уголовное, если количество большое. Шесть — небольшое. Пока.</w:t>
+        <w:t xml:space="preserve">Очень. Если бы вы их не показали, а я нашла, это было бы административное дело. Минимум. А иногда и уголовное, если количество большое. Шесть — небольшое. Пока. Поэтому я и прошу вас считать вслух, при мне и при свидетеле.</w:t>
       </w:r>
       <w:r>
         <w:t xml:space="preserve">”</w:t>
@@ -2489,6 +2489,44 @@
           </w:p>
         </w:tc>
       </w:tr>
+      <w:tr>
+        <w:tc>
+          <w:tcPr/>
+          <w:p>
+            <w:pPr>
+              <w:pStyle w:val="Compact"/>
+              <w:jc w:val="left"/>
+            </w:pPr>
+            <w:r>
+              <w:t xml:space="preserve">⑥ 절차</w:t>
+            </w:r>
+          </w:p>
+        </w:tc>
+        <w:tc>
+          <w:tcPr/>
+          <w:p>
+            <w:pPr>
+              <w:pStyle w:val="Compact"/>
+              <w:jc w:val="left"/>
+            </w:pPr>
+            <w:r>
+              <w:t xml:space="preserve">Поэтому я и прошу вас считать вслух, при мне…</w:t>
+            </w:r>
+          </w:p>
+        </w:tc>
+        <w:tc>
+          <w:tcPr/>
+          <w:p>
+            <w:pPr>
+              <w:pStyle w:val="Compact"/>
+              <w:jc w:val="left"/>
+            </w:pPr>
+            <w:r>
+              <w:t xml:space="preserve">поэтому + просить + 부정사 — 절차의 이유 설명</w:t>
+            </w:r>
+          </w:p>
+        </w:tc>
+      </w:tr>
     </w:tbl>
     <w:p>
       <w:pPr>
@@ -2508,7 +2546,7 @@
         <w:t xml:space="preserve">“</w:t>
       </w:r>
       <w:r>
-        <w:t xml:space="preserve">Если бы вы не…, а я…, это было бы… Минимум. А иногда и…, если… X — небольшое. Пока.</w:t>
+        <w:t xml:space="preserve">Если бы вы не…, а я…, это было бы… Минимум. А иногда и…, если… X — небольшое. Пока. Поэтому я и прошу вас…</w:t>
       </w:r>
       <w:r>
         <w:t xml:space="preserve">”</w:t>
@@ -2527,7 +2565,7 @@
         <w:t xml:space="preserve"> </w:t>
       </w:r>
       <w:r>
-        <w:t xml:space="preserve">если бы(만약 ~했다면) · а иногда и(그리고 때로는 ~까지) · пока(아직은)</w:t>
+        <w:t xml:space="preserve">если бы(만약 ~했다면) · а иногда и(그리고 때로는 ~까지) · пока(아직은) · поэтому(그래서)</w:t>
       </w:r>
       <w:r>
         <w:t xml:space="preserve"> </w:t>
@@ -2543,7 +2581,7 @@
         <w:t xml:space="preserve"> </w:t>
       </w:r>
       <w:r>
-        <w:t xml:space="preserve">직원이 실수를 스스로 보고했을 때 그 의미를 설명하는 25~30단어 문장 만들기.</w:t>
+        <w:t xml:space="preserve">직원이 실수를 스스로 보고했을 때 그 의미를 설명하는 30~50단어 발화 만들기.</w:t>
       </w:r>
     </w:p>
     <w:bookmarkEnd w:id="30"/>
@@ -3058,103 +3096,103 @@
         <w:pStyle w:val="FirstParagraph"/>
       </w:pPr>
       <w:r>
-        <w:t xml:space="preserve">쿠즈네초프: 관세사 빅토르 쿠즈네초프입니다. 이 터미널에서 22년째예요. 벨로바 씨죠?</w:t>
-      </w:r>
-    </w:p>
-    <w:p>
-      <w:pPr>
-        <w:pStyle w:val="BodyText"/>
-      </w:pPr>
-      <w:r>
-        <w:t xml:space="preserve">이리나: 벨로바예요. 이리나. 여기 서류철. 서류 열두 개와 사본.</w:t>
-      </w:r>
-    </w:p>
-    <w:p>
-      <w:pPr>
-        <w:pStyle w:val="BodyText"/>
-      </w:pPr>
-      <w:r>
-        <w:t xml:space="preserve">쿠즈네초프: 열두 개. 보통 고객들은 세 개 가져오고 나머진 「내일」 준다고 하죠.</w:t>
-      </w:r>
-    </w:p>
-    <w:p>
-      <w:pPr>
-        <w:pStyle w:val="BodyText"/>
-      </w:pPr>
-      <w:r>
-        <w:t xml:space="preserve">이리나: 전 「내일」을 싫어해요. 뭐부터 하죠?</w:t>
-      </w:r>
-    </w:p>
-    <w:p>
-      <w:pPr>
-        <w:pStyle w:val="BodyText"/>
-      </w:pPr>
-      <w:r>
-        <w:t xml:space="preserve">쿠즈네초프: 첫째 — 보건감독청의 반입 허가. 그게 없으면 의료 샘플은 통관 안 돼요.</w:t>
-      </w:r>
-    </w:p>
-    <w:p>
-      <w:pPr>
-        <w:pStyle w:val="BodyText"/>
-      </w:pPr>
-      <w:r>
-        <w:t xml:space="preserve">이리나: 있어요. 올가 페트로브나가 월요일에 받았어요. 여기. 시험용 주사기 24개.</w:t>
-      </w:r>
-    </w:p>
-    <w:p>
-      <w:pPr>
-        <w:pStyle w:val="BodyText"/>
-      </w:pPr>
-      <w:r>
-        <w:t xml:space="preserve">쿠즈네초프: 좋아요. 둘째 — 송장. 수량, 가격, 원산지.</w:t>
-      </w:r>
-    </w:p>
-    <w:p>
-      <w:pPr>
-        <w:pStyle w:val="BodyText"/>
-      </w:pPr>
-      <w:r>
-        <w:t xml:space="preserve">이리나: 여기요. 주사기 30개. 가격 0. 샘플은 무료예요.</w:t>
-      </w:r>
-    </w:p>
-    <w:p>
-      <w:pPr>
-        <w:pStyle w:val="BodyText"/>
-      </w:pPr>
-      <w:r>
-        <w:t xml:space="preserve">쿠즈네초프: 잠깐만요. 30개?</w:t>
-      </w:r>
-    </w:p>
-    <w:p>
-      <w:pPr>
-        <w:pStyle w:val="BodyText"/>
-      </w:pPr>
-      <w:r>
-        <w:t xml:space="preserve">이리나: 30개요. 왜요?</w:t>
-      </w:r>
-    </w:p>
-    <w:p>
-      <w:pPr>
-        <w:pStyle w:val="BodyText"/>
-      </w:pPr>
-      <w:r>
-        <w:t xml:space="preserve">쿠즈네초프: 허가서엔 24개. 송장엔 30개. 이미 문제예요.</w:t>
-      </w:r>
-    </w:p>
-    <w:p>
-      <w:pPr>
-        <w:pStyle w:val="BodyText"/>
-      </w:pPr>
-      <w:r>
-        <w:t xml:space="preserve">이리나: 그럴 리가요. 다 대조했는데.</w:t>
-      </w:r>
-    </w:p>
-    <w:p>
-      <w:pPr>
-        <w:pStyle w:val="BodyText"/>
-      </w:pPr>
-      <w:r>
-        <w:t xml:space="preserve">쿠즈네초프: 서류끼리는 대조하셨죠. 그런데 한국 측이 허가서와 다르게 보냈어요.</w:t>
+        <w:t xml:space="preserve">쿠즈네초프: 관세사 빅토르 쿠즈네초프입니다. 이 터미널에서 22년째 일하고 있어요. 벨로바 씨죠?</w:t>
+      </w:r>
+    </w:p>
+    <w:p>
+      <w:pPr>
+        <w:pStyle w:val="BodyText"/>
+      </w:pPr>
+      <w:r>
+        <w:t xml:space="preserve">이리나: 네, 이리나 벨로바예요. 여기 서류철이요: 서류 열두 개와 전부의 사본.</w:t>
+      </w:r>
+    </w:p>
+    <w:p>
+      <w:pPr>
+        <w:pStyle w:val="BodyText"/>
+      </w:pPr>
+      <w:r>
+        <w:t xml:space="preserve">쿠즈네초프: 열두 개요? 보통 고객들은 세 개 가져오고 나머진 「내일」 준다고 하죠.</w:t>
+      </w:r>
+    </w:p>
+    <w:p>
+      <w:pPr>
+        <w:pStyle w:val="BodyText"/>
+      </w:pPr>
+      <w:r>
+        <w:t xml:space="preserve">이리나: 전 「내일」이라는 말을 싫어해요. 뭐부터 시작하죠?</w:t>
+      </w:r>
+    </w:p>
+    <w:p>
+      <w:pPr>
+        <w:pStyle w:val="BodyText"/>
+      </w:pPr>
+      <w:r>
+        <w:t xml:space="preserve">쿠즈네초프: 첫째는 보건감독청의 반입 허가예요. 그게 없으면 의료 샘플은 통관 안 돼요.</w:t>
+      </w:r>
+    </w:p>
+    <w:p>
+      <w:pPr>
+        <w:pStyle w:val="BodyText"/>
+      </w:pPr>
+      <w:r>
+        <w:t xml:space="preserve">이리나: 있어요, 올가 페트로브나가 월요일에 받았어요. 여기요, 시험용 주사기 24개.</w:t>
+      </w:r>
+    </w:p>
+    <w:p>
+      <w:pPr>
+        <w:pStyle w:val="BodyText"/>
+      </w:pPr>
+      <w:r>
+        <w:t xml:space="preserve">쿠즈네초프: 좋아요. 둘째는 송장이에요: 수량, 가격, 원산지.</w:t>
+      </w:r>
+    </w:p>
+    <w:p>
+      <w:pPr>
+        <w:pStyle w:val="BodyText"/>
+      </w:pPr>
+      <w:r>
+        <w:t xml:space="preserve">이리나: 여기요: 주사기 30개, 가격 0. 샘플은 무료니까요.</w:t>
+      </w:r>
+    </w:p>
+    <w:p>
+      <w:pPr>
+        <w:pStyle w:val="BodyText"/>
+      </w:pPr>
+      <w:r>
+        <w:t xml:space="preserve">쿠즈네초프: 잠깐만요, 거기 주사기가 30개라고 하셨어요?</w:t>
+      </w:r>
+    </w:p>
+    <w:p>
+      <w:pPr>
+        <w:pStyle w:val="BodyText"/>
+      </w:pPr>
+      <w:r>
+        <w:t xml:space="preserve">이리나: 네, 30개요. 그게 왜요?</w:t>
+      </w:r>
+    </w:p>
+    <w:p>
+      <w:pPr>
+        <w:pStyle w:val="BodyText"/>
+      </w:pPr>
+      <w:r>
+        <w:t xml:space="preserve">쿠즈네초프: 허가서엔 24개인데 송장엔 30개예요. 이건 벌써 심각한 문제예요.</w:t>
+      </w:r>
+    </w:p>
+    <w:p>
+      <w:pPr>
+        <w:pStyle w:val="BodyText"/>
+      </w:pPr>
+      <w:r>
+        <w:t xml:space="preserve">이리나: 그럴 리가요, 여러 번 다 대조했는데.</w:t>
+      </w:r>
+    </w:p>
+    <w:p>
+      <w:pPr>
+        <w:pStyle w:val="BodyText"/>
+      </w:pPr>
+      <w:r>
+        <w:t xml:space="preserve">쿠즈네초프: 서류끼리는 대조하셨죠. 그런데 한국 측이 허가서에 적힌 것과 다르게 보냈어요.</w:t>
       </w:r>
     </w:p>
     <w:p>
@@ -3170,7 +3208,7 @@
         <w:pStyle w:val="BodyText"/>
       </w:pPr>
       <w:r>
-        <w:t xml:space="preserve">쿠즈네초프: 그것도요. 세관에 공짜는 없어요. 「무상」은 있어도 가격은 있어야 해요. 검사관한테 가죠.</w:t>
+        <w:t xml:space="preserve">쿠즈네초프: 그것도요. 세관에 공짜는 없어요: 「무상」은 있어도 가격은 있어야 해요. 검사관한테 가죠.</w:t>
       </w:r>
     </w:p>
     <w:bookmarkEnd w:id="33"/>
@@ -3188,55 +3226,55 @@
         <w:pStyle w:val="FirstParagraph"/>
       </w:pPr>
       <w:r>
-        <w:t xml:space="preserve">자하로바: 검사관 자하로바입니다. 쿠즈네초프, 좋은 아침. 뭐예요?</w:t>
-      </w:r>
-    </w:p>
-    <w:p>
-      <w:pPr>
-        <w:pStyle w:val="BodyText"/>
-      </w:pPr>
-      <w:r>
-        <w:t xml:space="preserve">쿠즈네초프: 의료기기 샘플. 등록용. 한국. 허가 있어요.</w:t>
-      </w:r>
-    </w:p>
-    <w:p>
-      <w:pPr>
-        <w:pStyle w:val="BodyText"/>
-      </w:pPr>
-      <w:r>
-        <w:t xml:space="preserve">자하로바: 허가서 보여 주세요. 그리고 상자 여세요. 제 앞에서.</w:t>
-      </w:r>
-    </w:p>
-    <w:p>
-      <w:pPr>
-        <w:pStyle w:val="BodyText"/>
-      </w:pPr>
-      <w:r>
-        <w:t xml:space="preserve">이리나: 엽니다. 여기요. 개별 포장된 주사기. 일련번호가 있어요.</w:t>
-      </w:r>
-    </w:p>
-    <w:p>
-      <w:pPr>
-        <w:pStyle w:val="BodyText"/>
-      </w:pPr>
-      <w:r>
-        <w:t xml:space="preserve">자하로바: 같이 셉시다. 소리 내서.</w:t>
-      </w:r>
-    </w:p>
-    <w:p>
-      <w:pPr>
-        <w:pStyle w:val="BodyText"/>
-      </w:pPr>
-      <w:r>
-        <w:t xml:space="preserve">이리나: 하나, 둘, 셋… 스물넷… 서른. 주사기 30개.</w:t>
-      </w:r>
-    </w:p>
-    <w:p>
-      <w:pPr>
-        <w:pStyle w:val="BodyText"/>
-      </w:pPr>
-      <w:r>
-        <w:t xml:space="preserve">자하로바: 그런데 허가서엔 24개. 6개가 남네요. 어디서 나왔죠?</w:t>
+        <w:t xml:space="preserve">자하로바: 검사관 자하로바입니다. 쿠즈네초프, 좋은 아침. 오늘은 뭐예요?</w:t>
+      </w:r>
+    </w:p>
+    <w:p>
+      <w:pPr>
+        <w:pStyle w:val="BodyText"/>
+      </w:pPr>
+      <w:r>
+        <w:t xml:space="preserve">쿠즈네초프: 한국에서 온 등록용 의료기기 샘플이에요. 허가 있어요.</w:t>
+      </w:r>
+    </w:p>
+    <w:p>
+      <w:pPr>
+        <w:pStyle w:val="BodyText"/>
+      </w:pPr>
+      <w:r>
+        <w:t xml:space="preserve">자하로바: 허가서 보여 주시고 상자를 여세요, 반드시 제 앞에서요.</w:t>
+      </w:r>
+    </w:p>
+    <w:p>
+      <w:pPr>
+        <w:pStyle w:val="BodyText"/>
+      </w:pPr>
+      <w:r>
+        <w:t xml:space="preserve">이리나: 엽니다, 여기 보세요: 개별 포장된 주사기, 일련번호가 있어요.</w:t>
+      </w:r>
+    </w:p>
+    <w:p>
+      <w:pPr>
+        <w:pStyle w:val="BodyText"/>
+      </w:pPr>
+      <w:r>
+        <w:t xml:space="preserve">자하로바: 실수 없게 같이, 소리 내서 셉시다.</w:t>
+      </w:r>
+    </w:p>
+    <w:p>
+      <w:pPr>
+        <w:pStyle w:val="BodyText"/>
+      </w:pPr>
+      <w:r>
+        <w:t xml:space="preserve">이리나: 하나, 둘, 셋… 스물넷… 서른. 주사기가 30개예요.</w:t>
+      </w:r>
+    </w:p>
+    <w:p>
+      <w:pPr>
+        <w:pStyle w:val="BodyText"/>
+      </w:pPr>
+      <w:r>
+        <w:t xml:space="preserve">자하로바: 그런데 허가서엔 24개니까 6개가 남네요. 어디서 나왔죠?</w:t>
       </w:r>
     </w:p>
     <w:p>
@@ -3252,71 +3290,71 @@
         <w:pStyle w:val="BodyText"/>
       </w:pPr>
       <w:r>
-        <w:t xml:space="preserve">자하로바: 「보냈어야 해요」. 세관에선 그 말이 안 통해요. 통하는 건 상자 안에 있는 것뿐이에요.</w:t>
-      </w:r>
-    </w:p>
-    <w:p>
-      <w:pPr>
-        <w:pStyle w:val="BodyText"/>
-      </w:pPr>
-      <w:r>
-        <w:t xml:space="preserve">쿠즈네초프: 검사관님, 신규 고객이에요. 첫 반입. 제조사 실수예요.</w:t>
-      </w:r>
-    </w:p>
-    <w:p>
-      <w:pPr>
-        <w:pStyle w:val="BodyText"/>
-      </w:pPr>
-      <w:r>
-        <w:t xml:space="preserve">자하로바: 알아요. 하지만 허가는 24개예요. 허가 없는 주사기 6개는 미등록 의료기기 반입이에요.</w:t>
-      </w:r>
-    </w:p>
-    <w:p>
-      <w:pPr>
-        <w:pStyle w:val="BodyText"/>
-      </w:pPr>
-      <w:r>
-        <w:t xml:space="preserve">이리나: 심각한 거예요?</w:t>
-      </w:r>
-    </w:p>
-    <w:p>
-      <w:pPr>
-        <w:pStyle w:val="BodyText"/>
-      </w:pPr>
-      <w:r>
-        <w:t xml:space="preserve">자하로바: 아주요. 여러분이 안 보여 주고 제가 찾았으면 행정 사건이었을 거예요. 최소한. 수량이 많으면 형사 사건도 돼요. 6개는 적은 편이죠. 아직은.</w:t>
-      </w:r>
-    </w:p>
-    <w:p>
-      <w:pPr>
-        <w:pStyle w:val="BodyText"/>
-      </w:pPr>
-      <w:r>
-        <w:t xml:space="preserve">이리나: 저희가 직접 보여 드렸어요. 상자도 저희가 열었고요.</w:t>
-      </w:r>
-    </w:p>
-    <w:p>
-      <w:pPr>
-        <w:pStyle w:val="BodyText"/>
-      </w:pPr>
-      <w:r>
-        <w:t xml:space="preserve">자하로바: 네. 그건 기록할게요. 중요해요. 이제 두 번째 문제. 가격 0.</w:t>
-      </w:r>
-    </w:p>
-    <w:p>
-      <w:pPr>
-        <w:pStyle w:val="BodyText"/>
-      </w:pPr>
-      <w:r>
-        <w:t xml:space="preserve">이리나: 샘플은 무료예요. 제조사가 그렇게 썼어요. 여기 비상업적 목적 서신이요.</w:t>
-      </w:r>
-    </w:p>
-    <w:p>
-      <w:pPr>
-        <w:pStyle w:val="BodyText"/>
-      </w:pPr>
-      <w:r>
-        <w:t xml:space="preserve">자하로바: 서신은 좋아요. 하지만 관세 가격이 0일 수는 없어요. 평가가 필요해요. 주사기 하나에 얼마죠?</w:t>
+        <w:t xml:space="preserve">자하로바: 「보냈어야 해요」 — 세관에선 그 말이 안 통해요. 통하는 건 상자 안에 있는 것뿐이에요.</w:t>
+      </w:r>
+    </w:p>
+    <w:p>
+      <w:pPr>
+        <w:pStyle w:val="BodyText"/>
+      </w:pPr>
+      <w:r>
+        <w:t xml:space="preserve">쿠즈네초프: 검사관님, 신규 고객이고 첫 반입이에요. 제조사 실수예요.</w:t>
+      </w:r>
+    </w:p>
+    <w:p>
+      <w:pPr>
+        <w:pStyle w:val="BodyText"/>
+      </w:pPr>
+      <w:r>
+        <w:t xml:space="preserve">자하로바: 알아요, 하지만 허가는 24개예요. 허가 없는 주사기 6개는 미등록 의료기기 반입이에요.</w:t>
+      </w:r>
+    </w:p>
+    <w:p>
+      <w:pPr>
+        <w:pStyle w:val="BodyText"/>
+      </w:pPr>
+      <w:r>
+        <w:t xml:space="preserve">이리나: 말씀하신 것처럼 정말 그렇게 심각한 거예요?</w:t>
+      </w:r>
+    </w:p>
+    <w:p>
+      <w:pPr>
+        <w:pStyle w:val="BodyText"/>
+      </w:pPr>
+      <w:r>
+        <w:t xml:space="preserve">자하로바: 아주요. 여러분이 안 보여 주고 제가 찾았으면 행정 사건이었을 거예요. 최소한. 수량이 많으면 형사 사건도 돼요. 6개는 적은 편이죠. 아직은. 그래서 제 앞에서, 입회인 앞에서 소리 내서 세 달라고 하는 거예요.</w:t>
+      </w:r>
+    </w:p>
+    <w:p>
+      <w:pPr>
+        <w:pStyle w:val="BodyText"/>
+      </w:pPr>
+      <w:r>
+        <w:t xml:space="preserve">이리나: 하지만 저희가 직접 보여 드렸고, 상자도 직접 열었어요.</w:t>
+      </w:r>
+    </w:p>
+    <w:p>
+      <w:pPr>
+        <w:pStyle w:val="BodyText"/>
+      </w:pPr>
+      <w:r>
+        <w:t xml:space="preserve">자하로바: 네, 그건 중요하니까 꼭 기록할게요. 이제 두 번째 문제: 가격 0.</w:t>
+      </w:r>
+    </w:p>
+    <w:p>
+      <w:pPr>
+        <w:pStyle w:val="BodyText"/>
+      </w:pPr>
+      <w:r>
+        <w:t xml:space="preserve">이리나: 샘플은 무료고, 제조사가 그렇게 썼어요. 여기 비상업적 목적 서신이요.</w:t>
+      </w:r>
+    </w:p>
+    <w:p>
+      <w:pPr>
+        <w:pStyle w:val="BodyText"/>
+      </w:pPr>
+      <w:r>
+        <w:t xml:space="preserve">자하로바: 서신은 좋아요. 하지만 관세 가격이 0일 수는 없어서 평가가 필요해요. 주사기 하나에 얼마죠?</w:t>
       </w:r>
     </w:p>
     <w:p>
@@ -3332,31 +3370,31 @@
         <w:pStyle w:val="BodyText"/>
       </w:pPr>
       <w:r>
-        <w:t xml:space="preserve">자하로바: 그럼 그 가격에 「무상」 표시가 된 송장이 필요해요. 그 가격으로 관세와 부가세를 계산하고요. 여러분에겐 무료지만 국고엔 아니죠. 관세법에 그렇게 쓰여 있어요.</w:t>
-      </w:r>
-    </w:p>
-    <w:p>
-      <w:pPr>
-        <w:pStyle w:val="BodyText"/>
-      </w:pPr>
-      <w:r>
-        <w:t xml:space="preserve">이리나: 그러니까 새 송장이 필요하네요.</w:t>
-      </w:r>
-    </w:p>
-    <w:p>
-      <w:pPr>
-        <w:pStyle w:val="BodyText"/>
-      </w:pPr>
-      <w:r>
-        <w:t xml:space="preserve">쿠즈네초프: 열세 번째 서류.</w:t>
-      </w:r>
-    </w:p>
-    <w:p>
-      <w:pPr>
-        <w:pStyle w:val="BodyText"/>
-      </w:pPr>
-      <w:r>
-        <w:t xml:space="preserve">이리나: 올가 페트로브나가 열세 번째가 있을 거라고 했어요. 안 믿었어요.</w:t>
+        <w:t xml:space="preserve">자하로바: 그럼 그 가격에 「무상」 표시가 된 송장이 필요해요. 그 가격으로 관세와 부가세를 계산하고요. 여러분에겐 무료지만 국고엔 아니죠. 관세법에 그렇게 쓰여 있고, 여기선 따져 봐야 소용없어요.</w:t>
+      </w:r>
+    </w:p>
+    <w:p>
+      <w:pPr>
+        <w:pStyle w:val="BodyText"/>
+      </w:pPr>
+      <w:r>
+        <w:t xml:space="preserve">이리나: 그러니까 새 송장이 필요하네요, 그것도 최대한 빨리.</w:t>
+      </w:r>
+    </w:p>
+    <w:p>
+      <w:pPr>
+        <w:pStyle w:val="BodyText"/>
+      </w:pPr>
+      <w:r>
+        <w:t xml:space="preserve">쿠즈네초프: 자, 열세 번째 서류가 나왔네요.</w:t>
+      </w:r>
+    </w:p>
+    <w:p>
+      <w:pPr>
+        <w:pStyle w:val="BodyText"/>
+      </w:pPr>
+      <w:r>
+        <w:t xml:space="preserve">이리나: 올가 페트로브나가 열세 번째가 있을 거라고 했는데, 전 안 믿었어요.</w:t>
       </w:r>
     </w:p>
     <w:p>
@@ -3372,95 +3410,95 @@
         <w:pStyle w:val="BodyText"/>
       </w:pPr>
       <w:r>
-        <w:t xml:space="preserve">이리나: 의약품으로 20년이요.</w:t>
-      </w:r>
-    </w:p>
-    <w:p>
-      <w:pPr>
-        <w:pStyle w:val="BodyText"/>
-      </w:pPr>
-      <w:r>
-        <w:t xml:space="preserve">쿠즈네초프: 그럼 알죠. 열세 번째는 늘 있어요. 가끔 열네 번째도.</w:t>
-      </w:r>
-    </w:p>
-    <w:p>
-      <w:pPr>
-        <w:pStyle w:val="BodyText"/>
-      </w:pPr>
-      <w:r>
-        <w:t xml:space="preserve">자하로바: 선택지를 말씀드릴게요. 첫째 — 24개는 통관, 6개는 한국으로 반송. 재수출이요.</w:t>
-      </w:r>
-    </w:p>
-    <w:p>
-      <w:pPr>
-        <w:pStyle w:val="BodyText"/>
-      </w:pPr>
-      <w:r>
-        <w:t xml:space="preserve">이리나: 둘째는요?</w:t>
-      </w:r>
-    </w:p>
-    <w:p>
-      <w:pPr>
-        <w:pStyle w:val="BodyText"/>
-      </w:pPr>
-      <w:r>
-        <w:t xml:space="preserve">자하로바: 둘째 — 30개짜리 새 허가를 받는 것. 보건감독청, 영업일로 약 10일. 그동안 상자는 창고에. 보관료는 유료예요. 매일매일, 시간만이 아니라 돈이에요.</w:t>
-      </w:r>
-    </w:p>
-    <w:p>
-      <w:pPr>
-        <w:pStyle w:val="BodyText"/>
-      </w:pPr>
-      <w:r>
-        <w:t xml:space="preserve">이리나: 셋째는요?</w:t>
-      </w:r>
-    </w:p>
-    <w:p>
-      <w:pPr>
-        <w:pStyle w:val="BodyText"/>
-      </w:pPr>
-      <w:r>
-        <w:t xml:space="preserve">자하로바: 셋째 — 세관 감독하에 주사기 6개 폐기. 조서, 입회인, 이것도 유료.</w:t>
-      </w:r>
-    </w:p>
-    <w:p>
-      <w:pPr>
-        <w:pStyle w:val="BodyText"/>
-      </w:pPr>
-      <w:r>
-        <w:t xml:space="preserve">이리나: 등록 전문가에게 전화해야 해요. 그분 결정이에요.</w:t>
-      </w:r>
-    </w:p>
-    <w:p>
-      <w:pPr>
-        <w:pStyle w:val="BodyText"/>
-      </w:pPr>
-      <w:r>
-        <w:t xml:space="preserve">자하로바: 하세요. 창고는 저녁 8시까지 열어요. 상자는 어디 안 가요.</w:t>
-      </w:r>
-    </w:p>
-    <w:p>
-      <w:pPr>
-        <w:pStyle w:val="BodyText"/>
-      </w:pPr>
-      <w:r>
-        <w:t xml:space="preserve">이리나: 창고 온도는요? 주사기는 2도에서 25도 사이에 보관해야 해요.</w:t>
-      </w:r>
-    </w:p>
-    <w:p>
-      <w:pPr>
-        <w:pStyle w:val="BodyText"/>
-      </w:pPr>
-      <w:r>
-        <w:t xml:space="preserve">자하로바: 온도를 물어본 건 당신이 처음이에요. 창고는 20도. 일지도 있어요. 보시겠어요?</w:t>
-      </w:r>
-    </w:p>
-    <w:p>
-      <w:pPr>
-        <w:pStyle w:val="BodyText"/>
-      </w:pPr>
-      <w:r>
-        <w:t xml:space="preserve">이리나: 보고 싶어요. 괜찮다면요.</w:t>
+        <w:t xml:space="preserve">이리나: 20년이요, 의료기기가 아니라 의약품이긴 하지만요.</w:t>
+      </w:r>
+    </w:p>
+    <w:p>
+      <w:pPr>
+        <w:pStyle w:val="BodyText"/>
+      </w:pPr>
+      <w:r>
+        <w:t xml:space="preserve">쿠즈네초프: 그럼 알죠: 열세 번째는 늘 있고, 가끔 열네 번째도 있어요.</w:t>
+      </w:r>
+    </w:p>
+    <w:p>
+      <w:pPr>
+        <w:pStyle w:val="BodyText"/>
+      </w:pPr>
+      <w:r>
+        <w:t xml:space="preserve">자하로바: 선택지를 말씀드릴게요. 첫째: 24개는 통관하고 6개는 한국으로 반송, 그러니까 재수출이요.</w:t>
+      </w:r>
+    </w:p>
+    <w:p>
+      <w:pPr>
+        <w:pStyle w:val="BodyText"/>
+      </w:pPr>
+      <w:r>
+        <w:t xml:space="preserve">이리나: 두 번째 선택지는 뭐예요?</w:t>
+      </w:r>
+    </w:p>
+    <w:p>
+      <w:pPr>
+        <w:pStyle w:val="BodyText"/>
+      </w:pPr>
+      <w:r>
+        <w:t xml:space="preserve">자하로바: 둘째 — 보건감독청에서 30개짜리 새 허가를 받는 건데, 영업일로 약 10일 걸려요. 그동안 상자는 창고에 있고 보관료는 유료예요. 매일매일, 시간만이 아니라 돈이에요.</w:t>
+      </w:r>
+    </w:p>
+    <w:p>
+      <w:pPr>
+        <w:pStyle w:val="BodyText"/>
+      </w:pPr>
+      <w:r>
+        <w:t xml:space="preserve">이리나: 세 번째 선택지는 뭐예요?</w:t>
+      </w:r>
+    </w:p>
+    <w:p>
+      <w:pPr>
+        <w:pStyle w:val="BodyText"/>
+      </w:pPr>
+      <w:r>
+        <w:t xml:space="preserve">자하로바: 셋째 — 세관 감독하에 주사기 6개 폐기. 조서와 입회인이 필요하고, 이것도 유료예요.</w:t>
+      </w:r>
+    </w:p>
+    <w:p>
+      <w:pPr>
+        <w:pStyle w:val="BodyText"/>
+      </w:pPr>
+      <w:r>
+        <w:t xml:space="preserve">이리나: 등록 전문가에게 전화해야 해요, 그분이 결정할 일이니까요.</w:t>
+      </w:r>
+    </w:p>
+    <w:p>
+      <w:pPr>
+        <w:pStyle w:val="BodyText"/>
+      </w:pPr>
+      <w:r>
+        <w:t xml:space="preserve">자하로바: 하세요. 창고는 저녁 8시까지 열고, 상자는 어디 안 가요.</w:t>
+      </w:r>
+    </w:p>
+    <w:p>
+      <w:pPr>
+        <w:pStyle w:val="BodyText"/>
+      </w:pPr>
+      <w:r>
+        <w:t xml:space="preserve">이리나: 창고 온도는 몇 도예요? 주사기는 2도에서 25도 사이에 보관해야 해요.</w:t>
+      </w:r>
+    </w:p>
+    <w:p>
+      <w:pPr>
+        <w:pStyle w:val="BodyText"/>
+      </w:pPr>
+      <w:r>
+        <w:t xml:space="preserve">자하로바: 온도를 물어본 건 당신이 처음이에요. 창고는 20도고, 일지도 있어요. 보시겠어요?</w:t>
+      </w:r>
+    </w:p>
+    <w:p>
+      <w:pPr>
+        <w:pStyle w:val="BodyText"/>
+      </w:pPr>
+      <w:r>
+        <w:t xml:space="preserve">이리나: 괜찮다면 보고 싶어요. 그래야 마음이 놓일 것 같아요.</w:t>
       </w:r>
     </w:p>
     <w:bookmarkEnd w:id="34"/>
@@ -3478,87 +3516,87 @@
         <w:pStyle w:val="FirstParagraph"/>
       </w:pPr>
       <w:r>
-        <w:t xml:space="preserve">올가: 벨로바, 목소리로 알겠네요. 몇 개예요?</w:t>
-      </w:r>
-    </w:p>
-    <w:p>
-      <w:pPr>
-        <w:pStyle w:val="BodyText"/>
-      </w:pPr>
-      <w:r>
-        <w:t xml:space="preserve">이리나: 24개 대신 30개. 그리고 가격 0. 검사관이 선택지 세 개를 줬어요.</w:t>
-      </w:r>
-    </w:p>
-    <w:p>
-      <w:pPr>
-        <w:pStyle w:val="BodyText"/>
-      </w:pPr>
-      <w:r>
-        <w:t xml:space="preserve">올가: 30개. 그렇겠지. 한국 측이 여유분을 넣었네요. 좋은 뜻으로.</w:t>
-      </w:r>
-    </w:p>
-    <w:p>
-      <w:pPr>
-        <w:pStyle w:val="BodyText"/>
-      </w:pPr>
-      <w:r>
-        <w:t xml:space="preserve">이리나: 뭘 고를까요? 반송, 새 허가, 폐기?</w:t>
-      </w:r>
-    </w:p>
-    <w:p>
-      <w:pPr>
-        <w:pStyle w:val="BodyText"/>
-      </w:pPr>
-      <w:r>
-        <w:t xml:space="preserve">올가: 새 허가 — 10일에 보관료. 안 돼요. 폐기 — 아깝고 조서도 써야 하고. 6개는 한국으로 반송. 24개는 오늘 통관. 결정했어요, 벨로바, 따지지 마요.</w:t>
-      </w:r>
-    </w:p>
-    <w:p>
-      <w:pPr>
-        <w:pStyle w:val="BodyText"/>
-      </w:pPr>
-      <w:r>
-        <w:t xml:space="preserve">이리나: 시험에 더 필요하면요?</w:t>
-      </w:r>
-    </w:p>
-    <w:p>
-      <w:pPr>
-        <w:pStyle w:val="BodyText"/>
-      </w:pPr>
-      <w:r>
-        <w:t xml:space="preserve">올가: 필요 없어요. 여유분까지 계산했어요. 내 여유분은 상자가 아니라 서류에 있어요. 다른 거예요. 서류 속 여유분은 심사관이 보고, 상자 속 여유분은 세관이 봐요.</w:t>
-      </w:r>
-    </w:p>
-    <w:p>
-      <w:pPr>
-        <w:pStyle w:val="BodyText"/>
-      </w:pPr>
-      <w:r>
-        <w:t xml:space="preserve">이리나: 확실해요? 시험소가 더 달라고 안 할까요?</w:t>
-      </w:r>
-    </w:p>
-    <w:p>
-      <w:pPr>
-        <w:pStyle w:val="BodyText"/>
-      </w:pPr>
-      <w:r>
-        <w:t xml:space="preserve">올가: 확실해요. 어제 시험소에 전화했어요. 24개는 그쪽 숫자예요.</w:t>
-      </w:r>
-    </w:p>
-    <w:p>
-      <w:pPr>
-        <w:pStyle w:val="BodyText"/>
-      </w:pPr>
-      <w:r>
-        <w:t xml:space="preserve">이리나: 새 송장이 필요해요. 가격 28달러에 「무상」 표시로.</w:t>
-      </w:r>
-    </w:p>
-    <w:p>
-      <w:pPr>
-        <w:pStyle w:val="BodyText"/>
-      </w:pPr>
-      <w:r>
-        <w:t xml:space="preserve">올가: 정 팀장에게 전화해요. 거긴 지금 4시예요. 퇴근 전에 할 수 있을 거예요.</w:t>
+        <w:t xml:space="preserve">올가: 벨로바, 목소리만 들어도 뭔가 잘못된 걸 알겠네요. 몇 개예요?</w:t>
+      </w:r>
+    </w:p>
+    <w:p>
+      <w:pPr>
+        <w:pStyle w:val="BodyText"/>
+      </w:pPr>
+      <w:r>
+        <w:t xml:space="preserve">이리나: 24개 대신 30개, 그리고 가격 0이에요. 검사관이 선택지 세 개를 줬어요.</w:t>
+      </w:r>
+    </w:p>
+    <w:p>
+      <w:pPr>
+        <w:pStyle w:val="BodyText"/>
+      </w:pPr>
+      <w:r>
+        <w:t xml:space="preserve">올가: 30개, 그렇겠지, 한국 측이 좋은 뜻으로 여유분을 넣었네요.</w:t>
+      </w:r>
+    </w:p>
+    <w:p>
+      <w:pPr>
+        <w:pStyle w:val="BodyText"/>
+      </w:pPr>
+      <w:r>
+        <w:t xml:space="preserve">이리나: 뭘 고를까요: 반송, 새 허가, 아니면 폐기?</w:t>
+      </w:r>
+    </w:p>
+    <w:p>
+      <w:pPr>
+        <w:pStyle w:val="BodyText"/>
+      </w:pPr>
+      <w:r>
+        <w:t xml:space="preserve">올가: 새 허가 — 10일에 보관료. 안 돼요. 폐기 — 아깝고 조서도 써야 하고. 6개는 한국으로 반송. 24개는 오늘 통관. 결정했어요, 벨로바, 따지지 마요, 여기선 한 시간 한 시간이 다 돈이니까.</w:t>
+      </w:r>
+    </w:p>
+    <w:p>
+      <w:pPr>
+        <w:pStyle w:val="BodyText"/>
+      </w:pPr>
+      <w:r>
+        <w:t xml:space="preserve">이리나: 시험에 주사기가 더 필요하면요?</w:t>
+      </w:r>
+    </w:p>
+    <w:p>
+      <w:pPr>
+        <w:pStyle w:val="BodyText"/>
+      </w:pPr>
+      <w:r>
+        <w:t xml:space="preserve">올가: 필요 없어요, 여유분까지 계산했으니까. 내 여유분은 상자가 아니라 서류에 있고, 그건 다른 거예요. 서류 속 여유분은 심사관이 보고, 상자 속 여유분은 세관이 보는데, 세관이 훨씬 엄격해요.</w:t>
+      </w:r>
+    </w:p>
+    <w:p>
+      <w:pPr>
+        <w:pStyle w:val="BodyText"/>
+      </w:pPr>
+      <w:r>
+        <w:t xml:space="preserve">이리나: 확실해요? 나중에 시험소가 더 달라고 안 할까요?</w:t>
+      </w:r>
+    </w:p>
+    <w:p>
+      <w:pPr>
+        <w:pStyle w:val="BodyText"/>
+      </w:pPr>
+      <w:r>
+        <w:t xml:space="preserve">올가: 확실해요, 어제 시험소에 전화했어요. 24개는 그쪽 숫자예요.</w:t>
+      </w:r>
+    </w:p>
+    <w:p>
+      <w:pPr>
+        <w:pStyle w:val="BodyText"/>
+      </w:pPr>
+      <w:r>
+        <w:t xml:space="preserve">이리나: 그럼 가격 28달러에 「무상」 표시가 된 새 송장이 필요해요.</w:t>
+      </w:r>
+    </w:p>
+    <w:p>
+      <w:pPr>
+        <w:pStyle w:val="BodyText"/>
+      </w:pPr>
+      <w:r>
+        <w:t xml:space="preserve">올가: 정 팀장에게 전화해요. 거긴 지금 4시니까 퇴근 전에 할 수 있을 거예요.</w:t>
       </w:r>
     </w:p>
     <w:p>
@@ -3574,119 +3612,119 @@
         <w:pStyle w:val="BodyText"/>
       </w:pPr>
       <w:r>
-        <w:t xml:space="preserve">이리나: 왔어요. 그런데 다 괜찮진 않아요. 주사기가 30개인데 허가서엔 24개예요.</w:t>
-      </w:r>
-    </w:p>
-    <w:p>
-      <w:pPr>
-        <w:pStyle w:val="BodyText"/>
-      </w:pPr>
-      <w:r>
-        <w:t xml:space="preserve">소희: 아. 내가 6개 넣었어요. 여유분. 하나 깨지면. 돕고 싶었어요.</w:t>
-      </w:r>
-    </w:p>
-    <w:p>
-      <w:pPr>
-        <w:pStyle w:val="BodyText"/>
-      </w:pPr>
-      <w:r>
-        <w:t xml:space="preserve">이리나: 이해해요. 하지만 러시아에서 허가 없는 샘플은 미등록 의료기기 반입이에요. 아주 심각해요.</w:t>
-      </w:r>
-    </w:p>
-    <w:p>
-      <w:pPr>
-        <w:pStyle w:val="BodyText"/>
-      </w:pPr>
-      <w:r>
-        <w:t xml:space="preserve">소희: 아주 심각. 미안해요. 내 실수. 뭘 해요?</w:t>
-      </w:r>
-    </w:p>
-    <w:p>
-      <w:pPr>
-        <w:pStyle w:val="BodyText"/>
-      </w:pPr>
-      <w:r>
-        <w:t xml:space="preserve">이리나: 새 송장이 필요해요. 24개 따로, 반송할 6개 따로. 가격 28달러, 「무상」. 대표님 서명과 회사 직인. 가능하면 오늘이요.</w:t>
-      </w:r>
-    </w:p>
-    <w:p>
-      <w:pPr>
-        <w:pStyle w:val="BodyText"/>
-      </w:pPr>
-      <w:r>
-        <w:t xml:space="preserve">소희: 알았어요. 오늘. 지금. 대표님이 서명해요. 세 시간 뒤 돼요.</w:t>
-      </w:r>
-    </w:p>
-    <w:p>
-      <w:pPr>
-        <w:pStyle w:val="BodyText"/>
-      </w:pPr>
-      <w:r>
-        <w:t xml:space="preserve">이리나: 고마워요. 기다릴게요. 창고는 8시까지 열어요.</w:t>
-      </w:r>
-    </w:p>
-    <w:p>
-      <w:pPr>
-        <w:pStyle w:val="BodyText"/>
-      </w:pPr>
-      <w:r>
-        <w:t xml:space="preserve">도윤: 이리나 세르게예브나, 도윤이에요. 정 팀장님 옆이에요. 많이 속상해하세요. 제가 말해도 될까요?</w:t>
-      </w:r>
-    </w:p>
-    <w:p>
-      <w:pPr>
-        <w:pStyle w:val="BodyText"/>
-      </w:pPr>
-      <w:r>
-        <w:t xml:space="preserve">이리나: 말하세요.</w:t>
-      </w:r>
-    </w:p>
-    <w:p>
-      <w:pPr>
-        <w:pStyle w:val="BodyText"/>
-      </w:pPr>
-      <w:r>
-        <w:t xml:space="preserve">도윤: 울고 계세요. 처음 러시아로 보냈는데 바로 실수라고요. 그쪽 등록 전문가 앞으로 경위서를 쓰고 싶대요. 회사 전체를 실망시켰다고 하세요.</w:t>
-      </w:r>
-    </w:p>
-    <w:p>
-      <w:pPr>
-        <w:pStyle w:val="BodyText"/>
-      </w:pPr>
-      <w:r>
-        <w:t xml:space="preserve">이리나: 경위서는 필요 없다고 전해 주세요. 필요한 건 송장이에요. 실수는 같이 기록해요. 귀사 불량 일지처럼요. 우리는 실수를 설명하지 않고 기록해요. 그게 모두에게 편해요.</w:t>
-      </w:r>
-    </w:p>
-    <w:p>
-      <w:pPr>
-        <w:pStyle w:val="BodyText"/>
-      </w:pPr>
-      <w:r>
-        <w:t xml:space="preserve">도윤: 고맙대요. 그러세요: 「불량 일지에 — 맞아요. 경위서 말고.」</w:t>
-      </w:r>
-    </w:p>
-    <w:p>
-      <w:pPr>
-        <w:pStyle w:val="BodyText"/>
-      </w:pPr>
-      <w:r>
-        <w:t xml:space="preserve">이리나: 그리고 하나 더 전해 주세요: 검사관이 우리가 6개를 직접 보여 줬다고 기록했어요. 좋은 거예요.</w:t>
-      </w:r>
-    </w:p>
-    <w:p>
-      <w:pPr>
-        <w:pStyle w:val="BodyText"/>
-      </w:pPr>
-      <w:r>
-        <w:t xml:space="preserve">도윤: 통역했어요. 벌써 송장을 쓰고 계세요. 대표님도 옆에 계세요. 누가 상자를 열었냐고 물으세요.</w:t>
-      </w:r>
-    </w:p>
-    <w:p>
-      <w:pPr>
-        <w:pStyle w:val="BodyText"/>
-      </w:pPr>
-      <w:r>
-        <w:t xml:space="preserve">이리나: 저요. 검사관 앞에서. 서른까지 소리 내서 셌어요.</w:t>
+        <w:t xml:space="preserve">이리나: 왔어요, 그런데 다 괜찮진 않아요. 주사기가 30개인데 허가서엔 24개예요.</w:t>
+      </w:r>
+    </w:p>
+    <w:p>
+      <w:pPr>
+        <w:pStyle w:val="BodyText"/>
+      </w:pPr>
+      <w:r>
+        <w:t xml:space="preserve">소희: 아, 하나 깨지면 하려고 내가 여유분으로 6개 넣었어요. 돕고 싶었어요.</w:t>
+      </w:r>
+    </w:p>
+    <w:p>
+      <w:pPr>
+        <w:pStyle w:val="BodyText"/>
+      </w:pPr>
+      <w:r>
+        <w:t xml:space="preserve">이리나: 이해해요. 하지만 러시아에서 허가 없는 샘플은 미등록 의료기기 반입이고, 아주 심각한 일이에요.</w:t>
+      </w:r>
+    </w:p>
+    <w:p>
+      <w:pPr>
+        <w:pStyle w:val="BodyText"/>
+      </w:pPr>
+      <w:r>
+        <w:t xml:space="preserve">소희: 아주 심각, 미안해요, 내 실수예요. 이제 뭘 해야 해요?</w:t>
+      </w:r>
+    </w:p>
+    <w:p>
+      <w:pPr>
+        <w:pStyle w:val="BodyText"/>
+      </w:pPr>
+      <w:r>
+        <w:t xml:space="preserve">이리나: 24개는 따로, 반송할 6개는 따로 적은 새 송장이 필요해요. 가격 28달러, 「무상」, 대표님 서명과 회사 직인까지요. 창고가 유료라서 가능하면 오늘이요.</w:t>
+      </w:r>
+    </w:p>
+    <w:p>
+      <w:pPr>
+        <w:pStyle w:val="BodyText"/>
+      </w:pPr>
+      <w:r>
+        <w:t xml:space="preserve">소희: 알았어요, 오늘, 지금 바로 할게요. 대표님이 서명하면 세 시간 뒤에 송장 가요.</w:t>
+      </w:r>
+    </w:p>
+    <w:p>
+      <w:pPr>
+        <w:pStyle w:val="BodyText"/>
+      </w:pPr>
+      <w:r>
+        <w:t xml:space="preserve">이리나: 고마워요, 기다릴게요. 창고는 저녁 8시까지 열어요.</w:t>
+      </w:r>
+    </w:p>
+    <w:p>
+      <w:pPr>
+        <w:pStyle w:val="BodyText"/>
+      </w:pPr>
+      <w:r>
+        <w:t xml:space="preserve">도윤: 이리나 세르게예브나, 도윤이에요, 정 팀장님 옆이에요. 많이 속상해하세요. 제가 말해도 될까요?</w:t>
+      </w:r>
+    </w:p>
+    <w:p>
+      <w:pPr>
+        <w:pStyle w:val="BodyText"/>
+      </w:pPr>
+      <w:r>
+        <w:t xml:space="preserve">이리나: 물론이죠, 말하세요, 듣고 있어요.</w:t>
+      </w:r>
+    </w:p>
+    <w:p>
+      <w:pPr>
+        <w:pStyle w:val="BodyText"/>
+      </w:pPr>
+      <w:r>
+        <w:t xml:space="preserve">도윤: 처음 러시아로 보냈는데 바로 실수가 나서 울고 계세요. 그쪽 등록 전문가 앞으로 경위서를 쓰고 싶대요. 회사 전체와 대표님을 실망시켰다고, 어떻게 바로잡아야 할지 모르겠다고 하세요.</w:t>
+      </w:r>
+    </w:p>
+    <w:p>
+      <w:pPr>
+        <w:pStyle w:val="BodyText"/>
+      </w:pPr>
+      <w:r>
+        <w:t xml:space="preserve">이리나: 경위서는 필요 없다고 전해 주세요. 필요한 건 송장이에요. 실수는 같이 기록해요. 귀사 불량 일지처럼요. 우리는 실수를 설명하지 않고 기록해요. 그게 모두에게 편하고, 그래야 같은 실수가 반복되지 않아요.</w:t>
+      </w:r>
+    </w:p>
+    <w:p>
+      <w:pPr>
+        <w:pStyle w:val="BodyText"/>
+      </w:pPr>
+      <w:r>
+        <w:t xml:space="preserve">도윤: 고맙대요. 그러세요: 「불량 일지에 — 맞아요, 경위서 말고.」</w:t>
+      </w:r>
+    </w:p>
+    <w:p>
+      <w:pPr>
+        <w:pStyle w:val="BodyText"/>
+      </w:pPr>
+      <w:r>
+        <w:t xml:space="preserve">이리나: 그리고 검사관이 우리가 6개를 직접 보여 줬다고 기록했다는 것도 전해 주세요. 좋은 거예요.</w:t>
+      </w:r>
+    </w:p>
+    <w:p>
+      <w:pPr>
+        <w:pStyle w:val="BodyText"/>
+      </w:pPr>
+      <w:r>
+        <w:t xml:space="preserve">도윤: 통역했고, 벌써 송장을 쓰고 계세요. 대표님도 옆에 계신데, 누가 상자를 열었냐고 물으세요.</w:t>
+      </w:r>
+    </w:p>
+    <w:p>
+      <w:pPr>
+        <w:pStyle w:val="BodyText"/>
+      </w:pPr>
+      <w:r>
+        <w:t xml:space="preserve">이리나: 제가 열었어요, 검사관 앞에서, 서른까지 소리 내서 셌어요.</w:t>
       </w:r>
     </w:p>
     <w:p>
@@ -3702,15 +3740,15 @@
         <w:pStyle w:val="BodyText"/>
       </w:pPr>
       <w:r>
-        <w:t xml:space="preserve">이리나: 우리 기업 협약에 그게 적혀 있다고 전해 주세요. 판지 조항이요.</w:t>
-      </w:r>
-    </w:p>
-    <w:p>
-      <w:pPr>
-        <w:pStyle w:val="BodyText"/>
-      </w:pPr>
-      <w:r>
-        <w:t xml:space="preserve">도윤: 웃으셨어요. 오늘 처음으로. 송장은 모스크바 시간 2시에 갈 거예요.</w:t>
+        <w:t xml:space="preserve">이리나: 그게 우리 기업 협약의 판지 조항에 적혀 있다고 전해 주세요.</w:t>
+      </w:r>
+    </w:p>
+    <w:p>
+      <w:pPr>
+        <w:pStyle w:val="BodyText"/>
+      </w:pPr>
+      <w:r>
+        <w:t xml:space="preserve">도윤: 오늘 처음으로 웃으셨어요. 송장은 모스크바 시간 2시에 갈 거예요.</w:t>
       </w:r>
     </w:p>
     <w:bookmarkEnd w:id="35"/>
@@ -3743,23 +3781,23 @@
         <w:pStyle w:val="FirstParagraph"/>
       </w:pPr>
       <w:r>
-        <w:t xml:space="preserve">알렉세이: 이리나! 왔어요. 오지 말라고 한 거 알아요.</w:t>
-      </w:r>
-    </w:p>
-    <w:p>
-      <w:pPr>
-        <w:pStyle w:val="BodyText"/>
-      </w:pPr>
-      <w:r>
-        <w:t xml:space="preserve">이리나: 했죠. 당신은 서둘러요. 여기선 서두르면 안 돼요.</w:t>
-      </w:r>
-    </w:p>
-    <w:p>
-      <w:pPr>
-        <w:pStyle w:val="BodyText"/>
-      </w:pPr>
-      <w:r>
-        <w:t xml:space="preserve">알렉세이: 얼마나 더 기다려요? 어떻게 좀 빨리 안 될까요? 검사관이랑 얘기해 보면?</w:t>
+        <w:t xml:space="preserve">알렉세이: 이리나! 왔어요. 오지 말라고 하신 거 알아요.</w:t>
+      </w:r>
+    </w:p>
+    <w:p>
+      <w:pPr>
+        <w:pStyle w:val="BodyText"/>
+      </w:pPr>
+      <w:r>
+        <w:t xml:space="preserve">이리나: 했죠, 당신은 서두르는데 여기선 서두르면 안 되니까요.</w:t>
+      </w:r>
+    </w:p>
+    <w:p>
+      <w:pPr>
+        <w:pStyle w:val="BodyText"/>
+      </w:pPr>
+      <w:r>
+        <w:t xml:space="preserve">알렉세이: 얼마나 더 기다려요? 어떻게 좀 빨리 안 될까요? 예를 들면 검사관이랑 얘기해 보면?</w:t>
       </w:r>
     </w:p>
     <w:p>
@@ -3775,167 +3813,167 @@
         <w:pStyle w:val="BodyText"/>
       </w:pPr>
       <w:r>
-        <w:t xml:space="preserve">알렉세이: 그게… 모르겠어요. 다들 세관에선 「문제를 해결」할 수 있다고 하잖아요.</w:t>
-      </w:r>
-    </w:p>
-    <w:p>
-      <w:pPr>
-        <w:pStyle w:val="BodyText"/>
-      </w:pPr>
-      <w:r>
-        <w:t xml:space="preserve">이리나: 알렉세이. 멈춰요. 지금 당장.</w:t>
-      </w:r>
-    </w:p>
-    <w:p>
-      <w:pPr>
-        <w:pStyle w:val="BodyText"/>
-      </w:pPr>
-      <w:r>
-        <w:t xml:space="preserve">알렉세이: 돈 얘기가 아니라요. 그냥…</w:t>
-      </w:r>
-    </w:p>
-    <w:p>
-      <w:pPr>
-        <w:pStyle w:val="BodyText"/>
-      </w:pPr>
-      <w:r>
-        <w:t xml:space="preserve">이리나: 「어떻게든」 얘기죠. 「빨리」라는 말로 시작해서 법정과 문 닫은 회사로 끝나요. 그리고 문에서 떼어 내야 할 판지로요. 영원히. 그렇게는 두지 않을 거예요.</w:t>
-      </w:r>
-    </w:p>
-    <w:p>
-      <w:pPr>
-        <w:pStyle w:val="BodyText"/>
-      </w:pPr>
-      <w:r>
-        <w:t xml:space="preserve">자하로바: 참고로 다 들려요. 여기 음향이 좋거든요.</w:t>
-      </w:r>
-    </w:p>
-    <w:p>
-      <w:pPr>
-        <w:pStyle w:val="BodyText"/>
-      </w:pPr>
-      <w:r>
-        <w:t xml:space="preserve">알렉세이: 죄송합니다. 그런 뜻이 아니었어요.</w:t>
-      </w:r>
-    </w:p>
-    <w:p>
-      <w:pPr>
-        <w:pStyle w:val="BodyText"/>
-      </w:pPr>
-      <w:r>
-        <w:t xml:space="preserve">자하로바: 다들 그렇게 말해요. 보통은 나중에 「그런 뜻」이 되죠. 동료분이 막았네요. 좋은 동료예요. 아끼세요, 어떤 「빨리」보다 값지니까. 그런 사람은 정말 드물어요, 믿으세요.</w:t>
-      </w:r>
-    </w:p>
-    <w:p>
-      <w:pPr>
-        <w:pStyle w:val="BodyText"/>
-      </w:pPr>
-      <w:r>
-        <w:t xml:space="preserve">이리나: 좋은 사람이에요. 그냥 서두를 뿐이에요. 그게 가장 큰 약점이에요.</w:t>
-      </w:r>
-    </w:p>
-    <w:p>
-      <w:pPr>
-        <w:pStyle w:val="BodyText"/>
-      </w:pPr>
-      <w:r>
-        <w:t xml:space="preserve">자하로바: 알아요. 매일 서두르는 좋은 사람들이 와요. 그중 절반은 나중에 법정 복도에 앉아 있죠. 그리고 다들 처음엔 「빨리」만 원했어요.</w:t>
-      </w:r>
-    </w:p>
-    <w:p>
-      <w:pPr>
-        <w:pStyle w:val="BodyText"/>
-      </w:pPr>
-      <w:r>
-        <w:t xml:space="preserve">알렉세이: 죄송합니다, 검사관님. 송장을 기다리겠습니다. 필요한 만큼.</w:t>
-      </w:r>
-    </w:p>
-    <w:p>
-      <w:pPr>
-        <w:pStyle w:val="BodyText"/>
-      </w:pPr>
-      <w:r>
-        <w:t xml:space="preserve">자하로바: 맞아요. 제가 왜 선택지를 알려 드렸는지 아세요? 여러분이 친절해서가 아니에요.</w:t>
-      </w:r>
-    </w:p>
-    <w:p>
-      <w:pPr>
-        <w:pStyle w:val="BodyText"/>
-      </w:pPr>
-      <w:r>
-        <w:t xml:space="preserve">알렉세이: 왜요?</w:t>
-      </w:r>
-    </w:p>
-    <w:p>
-      <w:pPr>
-        <w:pStyle w:val="BodyText"/>
-      </w:pPr>
-      <w:r>
-        <w:t xml:space="preserve">자하로바: 상자를 직접 열고 직접 셌으니까요. 20년 동안 그런 사람은 드물었어요. 보통은 남는 걸 포장 밑에 숨기죠. 그건 어떤 송장보다 값져요.</w:t>
-      </w:r>
-    </w:p>
-    <w:p>
-      <w:pPr>
-        <w:pStyle w:val="BodyText"/>
-      </w:pPr>
-      <w:r>
-        <w:t xml:space="preserve">이리나: 저희 공이 아니에요. 회사 규칙이에요.</w:t>
-      </w:r>
-    </w:p>
-    <w:p>
-      <w:pPr>
-        <w:pStyle w:val="BodyText"/>
-      </w:pPr>
-      <w:r>
-        <w:t xml:space="preserve">자하로바: 규칙은 다들 있어요. 세관에서 보여 주는 사람은 드물죠. 송장 왔어요?</w:t>
-      </w:r>
-    </w:p>
-    <w:p>
-      <w:pPr>
-        <w:pStyle w:val="BodyText"/>
-      </w:pPr>
-      <w:r>
-        <w:t xml:space="preserve">쿠즈네초프: 왔어요. 2분 전에. 24개 통관, 6개 재수출. 대표 서명, 직인.</w:t>
-      </w:r>
-    </w:p>
-    <w:p>
-      <w:pPr>
-        <w:pStyle w:val="BodyText"/>
-      </w:pPr>
-      <w:r>
-        <w:t xml:space="preserve">자하로바: 열세 번째 서류. 좋아요. 처리합니다. 관세와 부가세는 24개 가격 기준. 오늘 내세요.</w:t>
-      </w:r>
-    </w:p>
-    <w:p>
-      <w:pPr>
-        <w:pStyle w:val="BodyText"/>
-      </w:pPr>
-      <w:r>
-        <w:t xml:space="preserve">이리나: 계좌 이체로요. 회사 결제 계좌에서. 지급은 이미 준비됐고, 두 번째 서명은 제 거예요.</w:t>
-      </w:r>
-    </w:p>
-    <w:p>
-      <w:pPr>
-        <w:pStyle w:val="BodyText"/>
-      </w:pPr>
-      <w:r>
-        <w:t xml:space="preserve">자하로바: 당연히 계좌 이체죠. 현금은 받지도 않아요. 이상한 고객이네요, 벨로바. 좋은 쪽으로.</w:t>
-      </w:r>
-    </w:p>
-    <w:p>
-      <w:pPr>
-        <w:pStyle w:val="BodyText"/>
-      </w:pPr>
-      <w:r>
-        <w:t xml:space="preserve">알렉세이: 이리나. 고마워요. 절 멈춰 줬어요.</w:t>
-      </w:r>
-    </w:p>
-    <w:p>
-      <w:pPr>
-        <w:pStyle w:val="BodyText"/>
-      </w:pPr>
-      <w:r>
-        <w:t xml:space="preserve">이리나: 5항이에요. 두 번째 서명. 지급에만 쓰이는 게 아니에요.</w:t>
+        <w:t xml:space="preserve">알렉세이: 그게, 모르겠는데, 다들 세관에선 「문제를 해결」할 수 있다고 하잖아요.</w:t>
+      </w:r>
+    </w:p>
+    <w:p>
+      <w:pPr>
+        <w:pStyle w:val="BodyText"/>
+      </w:pPr>
+      <w:r>
+        <w:t xml:space="preserve">이리나: 알렉세이, 지금 당장 멈춰요, 제발.</w:t>
+      </w:r>
+    </w:p>
+    <w:p>
+      <w:pPr>
+        <w:pStyle w:val="BodyText"/>
+      </w:pPr>
+      <w:r>
+        <w:t xml:space="preserve">알렉세이: 돈 얘기가 아니라요, 그냥 좀 더 빨리 됐으면 해서요.</w:t>
+      </w:r>
+    </w:p>
+    <w:p>
+      <w:pPr>
+        <w:pStyle w:val="BodyText"/>
+      </w:pPr>
+      <w:r>
+        <w:t xml:space="preserve">이리나: 「어떻게든」 얘기죠. 「빨리」라는 말로 시작해서 법정과 문 닫은 회사로 끝나요. 그리고 문에서 영원히 떼어 내야 할 판지로요. 여기서 밤까지 기다리는 한이 있어도 그렇게는 두지 않을 거예요.</w:t>
+      </w:r>
+    </w:p>
+    <w:p>
+      <w:pPr>
+        <w:pStyle w:val="BodyText"/>
+      </w:pPr>
+      <w:r>
+        <w:t xml:space="preserve">자하로바: 참고로 다 들려요. 여기 음향이 아주 좋거든요.</w:t>
+      </w:r>
+    </w:p>
+    <w:p>
+      <w:pPr>
+        <w:pStyle w:val="BodyText"/>
+      </w:pPr>
+      <w:r>
+        <w:t xml:space="preserve">알렉세이: 정말 죄송합니다. 전혀 그런 뜻이 아니었어요.</w:t>
+      </w:r>
+    </w:p>
+    <w:p>
+      <w:pPr>
+        <w:pStyle w:val="BodyText"/>
+      </w:pPr>
+      <w:r>
+        <w:t xml:space="preserve">자하로바: 다들 그렇게 말하지만, 보통은 나중에 결국 「그런 뜻」이 되죠. 동료분이 막았는데, 좋은 동료를 두셨네요. 어떤 「빨리」보다 값지니까 아끼세요. 그런 사람은 정말 드물어요, 믿으세요.</w:t>
+      </w:r>
+    </w:p>
+    <w:p>
+      <w:pPr>
+        <w:pStyle w:val="BodyText"/>
+      </w:pPr>
+      <w:r>
+        <w:t xml:space="preserve">이리나: 좋은 사람이에요, 그냥 서두를 뿐이에요. 그게 가장 큰 약점이에요.</w:t>
+      </w:r>
+    </w:p>
+    <w:p>
+      <w:pPr>
+        <w:pStyle w:val="BodyText"/>
+      </w:pPr>
+      <w:r>
+        <w:t xml:space="preserve">자하로바: 알아요. 매일 서두르는 좋은 사람들이 오고, 그중 절반은 나중에 법정 복도에 앉아 있죠. 그리고 다들 처음엔 법을 어기려던 게 아니라 「빨리」만 원했어요.</w:t>
+      </w:r>
+    </w:p>
+    <w:p>
+      <w:pPr>
+        <w:pStyle w:val="BodyText"/>
+      </w:pPr>
+      <w:r>
+        <w:t xml:space="preserve">알렉세이: 죄송합니다, 검사관님. 송장은 필요한 만큼 기다리겠습니다.</w:t>
+      </w:r>
+    </w:p>
+    <w:p>
+      <w:pPr>
+        <w:pStyle w:val="BodyText"/>
+      </w:pPr>
+      <w:r>
+        <w:t xml:space="preserve">자하로바: 맞아요. 그런데 제가 왜 선택지를 알려 드렸는지 아세요? 여러분이 친절해서가 아니에요.</w:t>
+      </w:r>
+    </w:p>
+    <w:p>
+      <w:pPr>
+        <w:pStyle w:val="BodyText"/>
+      </w:pPr>
+      <w:r>
+        <w:t xml:space="preserve">알렉세이: 그럼 왜 그러셨어요?</w:t>
+      </w:r>
+    </w:p>
+    <w:p>
+      <w:pPr>
+        <w:pStyle w:val="BodyText"/>
+      </w:pPr>
+      <w:r>
+        <w:t xml:space="preserve">자하로바: 상자를 직접 열고 직접 셌으니까요. 20년 동안 그런 사람은 드물었어요. 보통은 남는 걸 포장 밑에 숨기죠. 그건 어떤 송장보다 값지고, 전 그런 건 얼굴보다 더 오래 기억해요.</w:t>
+      </w:r>
+    </w:p>
+    <w:p>
+      <w:pPr>
+        <w:pStyle w:val="BodyText"/>
+      </w:pPr>
+      <w:r>
+        <w:t xml:space="preserve">이리나: 저희 공이 아니라 우리 회사 규칙이에요.</w:t>
+      </w:r>
+    </w:p>
+    <w:p>
+      <w:pPr>
+        <w:pStyle w:val="BodyText"/>
+      </w:pPr>
+      <w:r>
+        <w:t xml:space="preserve">자하로바: 규칙은 다들 있지만, 세관에서 보여 주는 사람은 드물죠. 송장 벌써 왔어요?</w:t>
+      </w:r>
+    </w:p>
+    <w:p>
+      <w:pPr>
+        <w:pStyle w:val="BodyText"/>
+      </w:pPr>
+      <w:r>
+        <w:t xml:space="preserve">쿠즈네초프: 2분 전에 왔어요: 24개 통관, 6개 재수출. 대표 서명과 직인도 있어요.</w:t>
+      </w:r>
+    </w:p>
+    <w:p>
+      <w:pPr>
+        <w:pStyle w:val="BodyText"/>
+      </w:pPr>
+      <w:r>
+        <w:t xml:space="preserve">자하로바: 열세 번째 서류, 좋아요. 처리합니다. 관세와 부가세는 주사기 24개 가격 기준이고, 오늘 내세요.</w:t>
+      </w:r>
+    </w:p>
+    <w:p>
+      <w:pPr>
+        <w:pStyle w:val="BodyText"/>
+      </w:pPr>
+      <w:r>
+        <w:t xml:space="preserve">이리나: 회사 결제 계좌에서 계좌 이체로요. 지급은 이미 준비됐고, 두 번째 서명은 제 거예요.</w:t>
+      </w:r>
+    </w:p>
+    <w:p>
+      <w:pPr>
+        <w:pStyle w:val="BodyText"/>
+      </w:pPr>
+      <w:r>
+        <w:t xml:space="preserve">자하로바: 당연히 계좌 이체죠, 현금은 받지도 않아요. 이상한 고객이네요, 벨로바, 하지만 좋은 고객이에요.</w:t>
+      </w:r>
+    </w:p>
+    <w:p>
+      <w:pPr>
+        <w:pStyle w:val="BodyText"/>
+      </w:pPr>
+      <w:r>
+        <w:t xml:space="preserve">알렉세이: 이리나, 고마워요. 절 제때 멈춰 줬어요.</w:t>
+      </w:r>
+    </w:p>
+    <w:p>
+      <w:pPr>
+        <w:pStyle w:val="BodyText"/>
+      </w:pPr>
+      <w:r>
+        <w:t xml:space="preserve">이리나: 5항, 두 번째 서명이에요. 지급에만 쓰이는 게 아니에요.</w:t>
       </w:r>
     </w:p>
     <w:bookmarkEnd w:id="36"/>
@@ -3953,31 +3991,31 @@
         <w:pStyle w:val="FirstParagraph"/>
       </w:pPr>
       <w:r>
-        <w:t xml:space="preserve">올가: 주사기 24개. 냉장고에. 일지와 함께. 벨로바, 오늘 안 잤어요?</w:t>
-      </w:r>
-    </w:p>
-    <w:p>
-      <w:pPr>
-        <w:pStyle w:val="BodyText"/>
-      </w:pPr>
-      <w:r>
-        <w:t xml:space="preserve">이리나: 세 시간요. 주사기 6개는 벌써 원주로 돌아가는 중이에요. 조서도 서명했어요.</w:t>
-      </w:r>
-    </w:p>
-    <w:p>
-      <w:pPr>
-        <w:pStyle w:val="BodyText"/>
-      </w:pPr>
-      <w:r>
-        <w:t xml:space="preserve">올가: 열세 번째 서류. 내가 말했잖아요. 자연의 법칙.</w:t>
-      </w:r>
-    </w:p>
-    <w:p>
-      <w:pPr>
-        <w:pStyle w:val="BodyText"/>
-      </w:pPr>
-      <w:r>
-        <w:t xml:space="preserve">이리나: 표에 적었어요. 「위험」 탭. 「제조사의 여유분」.</w:t>
+        <w:t xml:space="preserve">올가: 주사기 24개가 일지와 함께 냉장고에 있어요. 벨로바, 오늘 잠은 좀 잤어요?</w:t>
+      </w:r>
+    </w:p>
+    <w:p>
+      <w:pPr>
+        <w:pStyle w:val="BodyText"/>
+      </w:pPr>
+      <w:r>
+        <w:t xml:space="preserve">이리나: 세 시간 잤어요. 주사기 6개는 벌써 원주로 돌아가는 중이고, 조서도 서명했어요.</w:t>
+      </w:r>
+    </w:p>
+    <w:p>
+      <w:pPr>
+        <w:pStyle w:val="BodyText"/>
+      </w:pPr>
+      <w:r>
+        <w:t xml:space="preserve">올가: 그게 바로 열세 번째 서류예요, 자연의 법칙이라고 내가 말했잖아요.</w:t>
+      </w:r>
+    </w:p>
+    <w:p>
+      <w:pPr>
+        <w:pStyle w:val="BodyText"/>
+      </w:pPr>
+      <w:r>
+        <w:t xml:space="preserve">이리나: 표의 「위험」 탭에 「제조사의 여유분」이라는 이름으로 적었어요.</w:t>
       </w:r>
     </w:p>
     <w:p>
@@ -3993,63 +4031,63 @@
         <w:pStyle w:val="BodyText"/>
       </w:pPr>
       <w:r>
-        <w:t xml:space="preserve">올가: 오늘 11시. 시험소가 기다려요. 등록의 첫 진짜 걸음이에요.</w:t>
-      </w:r>
-    </w:p>
-    <w:p>
-      <w:pPr>
-        <w:pStyle w:val="BodyText"/>
-      </w:pPr>
-      <w:r>
-        <w:t xml:space="preserve">알렉세이: 그럼 등록이 시작된 거예요?</w:t>
-      </w:r>
-    </w:p>
-    <w:p>
-      <w:pPr>
-        <w:pStyle w:val="BodyText"/>
-      </w:pPr>
-      <w:r>
-        <w:t xml:space="preserve">올가: 시작됐어요. 18개월이 흐르기 시작했어요. 오늘부터 셉니다.</w:t>
-      </w:r>
-    </w:p>
-    <w:p>
-      <w:pPr>
-        <w:pStyle w:val="BodyText"/>
-      </w:pPr>
-      <w:r>
-        <w:t xml:space="preserve">알렉세이: 그런데 저는 어제 한 단어로 다 망칠 뻔했어요.</w:t>
-      </w:r>
-    </w:p>
-    <w:p>
-      <w:pPr>
-        <w:pStyle w:val="BodyText"/>
-      </w:pPr>
-      <w:r>
-        <w:t xml:space="preserve">올가: 「빨리」. 벨로바가 말해 줬어요. 러시아에서 가장 비싼 단어예요. 판지 옆에 적어 둬요.</w:t>
-      </w:r>
-    </w:p>
-    <w:p>
-      <w:pPr>
-        <w:pStyle w:val="BodyText"/>
-      </w:pPr>
-      <w:r>
-        <w:t xml:space="preserve">알렉세이: 적을게요. 정 팀장님이 밤에 문자를 보냈어요.</w:t>
-      </w:r>
-    </w:p>
-    <w:p>
-      <w:pPr>
-        <w:pStyle w:val="BodyText"/>
-      </w:pPr>
-      <w:r>
-        <w:t xml:space="preserve">이리나: 뭐라고요?</w:t>
-      </w:r>
-    </w:p>
-    <w:p>
-      <w:pPr>
-        <w:pStyle w:val="BodyText"/>
-      </w:pPr>
-      <w:r>
-        <w:t xml:space="preserve">알렉세이: 「미안해요. 이제 상자에 여유분 없어요. 서류에만.」 그리고 웃는 이모티콘. 처음이에요.</w:t>
+        <w:t xml:space="preserve">올가: 오늘 11시, 시험소가 벌써 기다려요. 등록의 첫 진짜 걸음이에요.</w:t>
+      </w:r>
+    </w:p>
+    <w:p>
+      <w:pPr>
+        <w:pStyle w:val="BodyText"/>
+      </w:pPr>
+      <w:r>
+        <w:t xml:space="preserve">알렉세이: 그럼 등록이 공식적으로 시작된 거예요?</w:t>
+      </w:r>
+    </w:p>
+    <w:p>
+      <w:pPr>
+        <w:pStyle w:val="BodyText"/>
+      </w:pPr>
+      <w:r>
+        <w:t xml:space="preserve">올가: 시작됐고, 18개월이 흐르기 시작했어요. 오늘부터 셉니다.</w:t>
+      </w:r>
+    </w:p>
+    <w:p>
+      <w:pPr>
+        <w:pStyle w:val="BodyText"/>
+      </w:pPr>
+      <w:r>
+        <w:t xml:space="preserve">알렉세이: 그런데 저는 어제 단어 하나로 다 망칠 뻔했어요.</w:t>
+      </w:r>
+    </w:p>
+    <w:p>
+      <w:pPr>
+        <w:pStyle w:val="BodyText"/>
+      </w:pPr>
+      <w:r>
+        <w:t xml:space="preserve">올가: 「빨리」. 벨로바가 말해 줬어요. 러시아에서 가장 비싼 단어니까 판지 옆에 적어 둬요.</w:t>
+      </w:r>
+    </w:p>
+    <w:p>
+      <w:pPr>
+        <w:pStyle w:val="BodyText"/>
+      </w:pPr>
+      <w:r>
+        <w:t xml:space="preserve">알렉세이: 꼭 적을게요. 그런데 정 팀장님이 밤에 문자를 보냈어요.</w:t>
+      </w:r>
+    </w:p>
+    <w:p>
+      <w:pPr>
+        <w:pStyle w:val="BodyText"/>
+      </w:pPr>
+      <w:r>
+        <w:t xml:space="preserve">이리나: 뭐라고 보냈어요?</w:t>
+      </w:r>
+    </w:p>
+    <w:p>
+      <w:pPr>
+        <w:pStyle w:val="BodyText"/>
+      </w:pPr>
+      <w:r>
+        <w:t xml:space="preserve">알렉세이: 「미안해요. 이제 상자에 여유분 없어요, 서류에만.」 그리고 웃는 이모티콘, 처음이에요.</w:t>
       </w:r>
     </w:p>
     <w:p>
@@ -4065,7 +4103,7 @@
         <w:pStyle w:val="BodyText"/>
       </w:pPr>
       <w:r>
-        <w:t xml:space="preserve">알렉세이: 안 보내 줄 거예요. 그래도 전할게요. 좋아하실 거예요. 그리고 아버지께 전화할게요. 첫 불량이 나오면 전화하겠다고 약속했거든요. 어제가 첫 불량이었어요. 한국 것이 아니라 우리 거.</w:t>
+        <w:t xml:space="preserve">알렉세이: 안 보내 주겠지만 전할게요, 좋아하실 거예요. 그리고 아버지께 전화할게요. 첫 불량이 나오면 전화하겠다고 약속했거든요. 어제가 첫 불량이었어요. 한국 것이 아니라 우리 거고, 그건 제 입으로 직접 말씀드리고 싶어요.</w:t>
       </w:r>
     </w:p>
     <w:bookmarkEnd w:id="37"/>
